--- a/manual.docx
+++ b/manual.docx
@@ -2099,23 +2099,7 @@
           <w:b w:val="0"/>
           <w:i w:val="0"/>
         </w:rPr>
-        <w:t xml:space="preserve">Nome e </w:t>
-      </w:r>
-      <w:r>
-        <w:rPr>
-          <w:rFonts w:ascii="Segoe UI" w:hAnsi="Segoe UI"/>
-          <w:b/>
-          <w:i w:val="0"/>
-        </w:rPr>
-        <w:t>valor unitário</w:t>
-      </w:r>
-      <w:r>
-        <w:rPr>
-          <w:rFonts w:ascii="Segoe UI" w:hAnsi="Segoe UI"/>
-          <w:b w:val="0"/>
-          <w:i w:val="0"/>
-        </w:rPr>
-        <w:t>. É o valor que transforma caixa perdida em reais no painel — sem ele, a perda fica só um número solto.</w:t>
+        <w:t>Só o nome e se está ativo. São os tipos que aparecem nas telas de saída, devolução e conferência — mantenha a lista curta, porque ela é escolhida no celular, com pressa.</w:t>
       </w:r>
     </w:p>
     <w:p>
@@ -2133,7 +2117,7 @@
           <w:b w:val="0"/>
           <w:i w:val="0"/>
         </w:rPr>
-        <w:t>Nome, perfil, PIN e local padrão. Um PIN por pessoa, nunca um PIN de função compartilhado entre vários: é o nome de quem contou que dá valor à divergência.</w:t>
+        <w:t>Nome, perfil, PIN e local padrão. Um PIN por pessoa, nunca um PIN de função compartilhado entre vários: é o nome de quem contou que dá peso à divergência.</w:t>
       </w:r>
     </w:p>
     <w:p>
@@ -2364,7 +2348,7 @@
                 <w:b w:val="0"/>
                 <w:i w:val="0"/>
               </w:rPr>
-              <w:t>Caixa aceita como perdida — sai do saldo do cliente e entra no valor de perda do mês</w:t>
+              <w:t>Caixa aceita como perdida — sai do saldo do cliente e entra nas perdas do mês</w:t>
             </w:r>
           </w:p>
         </w:tc>
@@ -2706,17 +2690,18 @@
         <w:tblLook w:firstColumn="1" w:firstRow="1" w:lastColumn="0" w:lastRow="0" w:noHBand="0" w:noVBand="1" w:val="04A0"/>
       </w:tblPr>
       <w:tblGrid>
-        <w:gridCol w:w="1569"/>
-        <w:gridCol w:w="1569"/>
-        <w:gridCol w:w="1569"/>
-        <w:gridCol w:w="1569"/>
-        <w:gridCol w:w="1569"/>
-        <w:gridCol w:w="1569"/>
+        <w:gridCol w:w="1345"/>
+        <w:gridCol w:w="1345"/>
+        <w:gridCol w:w="1345"/>
+        <w:gridCol w:w="1345"/>
+        <w:gridCol w:w="1345"/>
+        <w:gridCol w:w="1345"/>
+        <w:gridCol w:w="1345"/>
       </w:tblGrid>
       <w:tr>
         <w:tc>
           <w:tcPr>
-            <w:tcW w:type="dxa" w:w="1569"/>
+            <w:tcW w:type="dxa" w:w="1345"/>
             <w:shd w:val="clear" w:fill="EFF3F6"/>
           </w:tcPr>
           <w:p>
@@ -2733,7 +2718,7 @@
         </w:tc>
         <w:tc>
           <w:tcPr>
-            <w:tcW w:type="dxa" w:w="1569"/>
+            <w:tcW w:type="dxa" w:w="1345"/>
             <w:shd w:val="clear" w:fill="EFF3F6"/>
           </w:tcPr>
           <w:p>
@@ -2750,7 +2735,7 @@
         </w:tc>
         <w:tc>
           <w:tcPr>
-            <w:tcW w:type="dxa" w:w="1569"/>
+            <w:tcW w:type="dxa" w:w="1345"/>
             <w:shd w:val="clear" w:fill="EFF3F6"/>
           </w:tcPr>
           <w:p>
@@ -2767,7 +2752,7 @@
         </w:tc>
         <w:tc>
           <w:tcPr>
-            <w:tcW w:type="dxa" w:w="1569"/>
+            <w:tcW w:type="dxa" w:w="1345"/>
             <w:shd w:val="clear" w:fill="EFF3F6"/>
           </w:tcPr>
           <w:p>
@@ -2784,7 +2769,7 @@
         </w:tc>
         <w:tc>
           <w:tcPr>
-            <w:tcW w:type="dxa" w:w="1569"/>
+            <w:tcW w:type="dxa" w:w="1345"/>
             <w:shd w:val="clear" w:fill="EFF3F6"/>
           </w:tcPr>
           <w:p>
@@ -2801,7 +2786,7 @@
         </w:tc>
         <w:tc>
           <w:tcPr>
-            <w:tcW w:type="dxa" w:w="1569"/>
+            <w:tcW w:type="dxa" w:w="1345"/>
             <w:shd w:val="clear" w:fill="EFF3F6"/>
           </w:tcPr>
           <w:p>
@@ -2812,7 +2797,24 @@
                 <w:color w:val="63737E"/>
                 <w:sz w:val="17"/>
               </w:rPr>
-              <w:t>PAINEL</w:t>
+              <w:t>PAINEL E EXTRATOS</w:t>
+            </w:r>
+          </w:p>
+        </w:tc>
+        <w:tc>
+          <w:tcPr>
+            <w:tcW w:type="dxa" w:w="1345"/>
+            <w:shd w:val="clear" w:fill="EFF3F6"/>
+          </w:tcPr>
+          <w:p>
+            <w:r>
+              <w:rPr>
+                <w:rFonts w:ascii="Segoe UI" w:hAnsi="Segoe UI"/>
+                <w:b/>
+                <w:color w:val="63737E"/>
+                <w:sz w:val="17"/>
+              </w:rPr>
+              <w:t>LANÇAR E CADASTRAR</w:t>
             </w:r>
           </w:p>
         </w:tc>
@@ -2820,7 +2822,7 @@
       <w:tr>
         <w:tc>
           <w:tcPr>
-            <w:tcW w:type="dxa" w:w="1569"/>
+            <w:tcW w:type="dxa" w:w="1345"/>
           </w:tcPr>
           <w:p>
             <w:pPr>
@@ -2839,7 +2841,7 @@
         </w:tc>
         <w:tc>
           <w:tcPr>
-            <w:tcW w:type="dxa" w:w="1569"/>
+            <w:tcW w:type="dxa" w:w="1345"/>
           </w:tcPr>
           <w:p>
             <w:pPr>
@@ -2857,7 +2859,7 @@
         </w:tc>
         <w:tc>
           <w:tcPr>
-            <w:tcW w:type="dxa" w:w="1569"/>
+            <w:tcW w:type="dxa" w:w="1345"/>
           </w:tcPr>
           <w:p>
             <w:pPr>
@@ -2875,7 +2877,7 @@
         </w:tc>
         <w:tc>
           <w:tcPr>
-            <w:tcW w:type="dxa" w:w="1569"/>
+            <w:tcW w:type="dxa" w:w="1345"/>
           </w:tcPr>
           <w:p>
             <w:pPr>
@@ -2893,7 +2895,7 @@
         </w:tc>
         <w:tc>
           <w:tcPr>
-            <w:tcW w:type="dxa" w:w="1569"/>
+            <w:tcW w:type="dxa" w:w="1345"/>
           </w:tcPr>
           <w:p>
             <w:pPr>
@@ -2911,7 +2913,25 @@
         </w:tc>
         <w:tc>
           <w:tcPr>
-            <w:tcW w:type="dxa" w:w="1569"/>
+            <w:tcW w:type="dxa" w:w="1345"/>
+          </w:tcPr>
+          <w:p>
+            <w:pPr>
+              <w:spacing w:after="40"/>
+            </w:pPr>
+            <w:r>
+              <w:rPr>
+                <w:rFonts w:ascii="Segoe UI" w:hAnsi="Segoe UI"/>
+                <w:b w:val="0"/>
+                <w:i w:val="0"/>
+              </w:rPr>
+              <w:t>—</w:t>
+            </w:r>
+          </w:p>
+        </w:tc>
+        <w:tc>
+          <w:tcPr>
+            <w:tcW w:type="dxa" w:w="1345"/>
           </w:tcPr>
           <w:p>
             <w:pPr>
@@ -2931,7 +2951,7 @@
       <w:tr>
         <w:tc>
           <w:tcPr>
-            <w:tcW w:type="dxa" w:w="1569"/>
+            <w:tcW w:type="dxa" w:w="1345"/>
           </w:tcPr>
           <w:p>
             <w:pPr>
@@ -2950,7 +2970,7 @@
         </w:tc>
         <w:tc>
           <w:tcPr>
-            <w:tcW w:type="dxa" w:w="1569"/>
+            <w:tcW w:type="dxa" w:w="1345"/>
           </w:tcPr>
           <w:p>
             <w:pPr>
@@ -2968,7 +2988,7 @@
         </w:tc>
         <w:tc>
           <w:tcPr>
-            <w:tcW w:type="dxa" w:w="1569"/>
+            <w:tcW w:type="dxa" w:w="1345"/>
           </w:tcPr>
           <w:p>
             <w:pPr>
@@ -2986,7 +3006,7 @@
         </w:tc>
         <w:tc>
           <w:tcPr>
-            <w:tcW w:type="dxa" w:w="1569"/>
+            <w:tcW w:type="dxa" w:w="1345"/>
           </w:tcPr>
           <w:p>
             <w:pPr>
@@ -3004,7 +3024,7 @@
         </w:tc>
         <w:tc>
           <w:tcPr>
-            <w:tcW w:type="dxa" w:w="1569"/>
+            <w:tcW w:type="dxa" w:w="1345"/>
           </w:tcPr>
           <w:p>
             <w:pPr>
@@ -3022,7 +3042,25 @@
         </w:tc>
         <w:tc>
           <w:tcPr>
-            <w:tcW w:type="dxa" w:w="1569"/>
+            <w:tcW w:type="dxa" w:w="1345"/>
+          </w:tcPr>
+          <w:p>
+            <w:pPr>
+              <w:spacing w:after="40"/>
+            </w:pPr>
+            <w:r>
+              <w:rPr>
+                <w:rFonts w:ascii="Segoe UI" w:hAnsi="Segoe UI"/>
+                <w:b w:val="0"/>
+                <w:i w:val="0"/>
+              </w:rPr>
+              <w:t>—</w:t>
+            </w:r>
+          </w:p>
+        </w:tc>
+        <w:tc>
+          <w:tcPr>
+            <w:tcW w:type="dxa" w:w="1345"/>
           </w:tcPr>
           <w:p>
             <w:pPr>
@@ -3042,7 +3080,7 @@
       <w:tr>
         <w:tc>
           <w:tcPr>
-            <w:tcW w:type="dxa" w:w="1569"/>
+            <w:tcW w:type="dxa" w:w="1345"/>
           </w:tcPr>
           <w:p>
             <w:pPr>
@@ -3061,7 +3099,7 @@
         </w:tc>
         <w:tc>
           <w:tcPr>
-            <w:tcW w:type="dxa" w:w="1569"/>
+            <w:tcW w:type="dxa" w:w="1345"/>
           </w:tcPr>
           <w:p>
             <w:pPr>
@@ -3079,7 +3117,7 @@
         </w:tc>
         <w:tc>
           <w:tcPr>
-            <w:tcW w:type="dxa" w:w="1569"/>
+            <w:tcW w:type="dxa" w:w="1345"/>
           </w:tcPr>
           <w:p>
             <w:pPr>
@@ -3097,7 +3135,7 @@
         </w:tc>
         <w:tc>
           <w:tcPr>
-            <w:tcW w:type="dxa" w:w="1569"/>
+            <w:tcW w:type="dxa" w:w="1345"/>
           </w:tcPr>
           <w:p>
             <w:pPr>
@@ -3115,7 +3153,7 @@
         </w:tc>
         <w:tc>
           <w:tcPr>
-            <w:tcW w:type="dxa" w:w="1569"/>
+            <w:tcW w:type="dxa" w:w="1345"/>
           </w:tcPr>
           <w:p>
             <w:pPr>
@@ -3133,7 +3171,25 @@
         </w:tc>
         <w:tc>
           <w:tcPr>
-            <w:tcW w:type="dxa" w:w="1569"/>
+            <w:tcW w:type="dxa" w:w="1345"/>
+          </w:tcPr>
+          <w:p>
+            <w:pPr>
+              <w:spacing w:after="40"/>
+            </w:pPr>
+            <w:r>
+              <w:rPr>
+                <w:rFonts w:ascii="Segoe UI" w:hAnsi="Segoe UI"/>
+                <w:b w:val="0"/>
+                <w:i w:val="0"/>
+              </w:rPr>
+              <w:t>sim</w:t>
+            </w:r>
+          </w:p>
+        </w:tc>
+        <w:tc>
+          <w:tcPr>
+            <w:tcW w:type="dxa" w:w="1345"/>
           </w:tcPr>
           <w:p>
             <w:pPr>
@@ -3153,7 +3209,7 @@
       <w:tr>
         <w:tc>
           <w:tcPr>
-            <w:tcW w:type="dxa" w:w="1569"/>
+            <w:tcW w:type="dxa" w:w="1345"/>
           </w:tcPr>
           <w:p>
             <w:pPr>
@@ -3172,7 +3228,7 @@
         </w:tc>
         <w:tc>
           <w:tcPr>
-            <w:tcW w:type="dxa" w:w="1569"/>
+            <w:tcW w:type="dxa" w:w="1345"/>
           </w:tcPr>
           <w:p>
             <w:pPr>
@@ -3190,7 +3246,7 @@
         </w:tc>
         <w:tc>
           <w:tcPr>
-            <w:tcW w:type="dxa" w:w="1569"/>
+            <w:tcW w:type="dxa" w:w="1345"/>
           </w:tcPr>
           <w:p>
             <w:pPr>
@@ -3208,7 +3264,7 @@
         </w:tc>
         <w:tc>
           <w:tcPr>
-            <w:tcW w:type="dxa" w:w="1569"/>
+            <w:tcW w:type="dxa" w:w="1345"/>
           </w:tcPr>
           <w:p>
             <w:pPr>
@@ -3226,7 +3282,7 @@
         </w:tc>
         <w:tc>
           <w:tcPr>
-            <w:tcW w:type="dxa" w:w="1569"/>
+            <w:tcW w:type="dxa" w:w="1345"/>
           </w:tcPr>
           <w:p>
             <w:pPr>
@@ -3244,7 +3300,25 @@
         </w:tc>
         <w:tc>
           <w:tcPr>
-            <w:tcW w:type="dxa" w:w="1569"/>
+            <w:tcW w:type="dxa" w:w="1345"/>
+          </w:tcPr>
+          <w:p>
+            <w:pPr>
+              <w:spacing w:after="40"/>
+            </w:pPr>
+            <w:r>
+              <w:rPr>
+                <w:rFonts w:ascii="Segoe UI" w:hAnsi="Segoe UI"/>
+                <w:b w:val="0"/>
+                <w:i w:val="0"/>
+              </w:rPr>
+              <w:t>sim</w:t>
+            </w:r>
+          </w:p>
+        </w:tc>
+        <w:tc>
+          <w:tcPr>
+            <w:tcW w:type="dxa" w:w="1345"/>
           </w:tcPr>
           <w:p>
             <w:pPr>
@@ -3473,7 +3547,7 @@
                 <w:b w:val="0"/>
                 <w:i w:val="0"/>
               </w:rPr>
-              <w:t>Baixa do saldo do cliente e vira valor em reais</w:t>
+              <w:t>Baixa do saldo do cliente e entra na conta de perdas do mês</w:t>
             </w:r>
           </w:p>
         </w:tc>
@@ -3871,7 +3945,7 @@
                 <w:b w:val="0"/>
                 <w:i w:val="0"/>
               </w:rPr>
-              <w:t>Tipos de caixa e valor unitário</w:t>
+              <w:t>Tipos de caixa</w:t>
             </w:r>
           </w:p>
         </w:tc>

--- a/manual.docx
+++ b/manual.docx
@@ -327,7 +327,7 @@
         <w:pStyle w:val="Heading1"/>
       </w:pPr>
       <w:r>
-        <w:t>Como acessar</w:t>
+        <w:t>Rotas</w:t>
       </w:r>
     </w:p>
     <w:p>
@@ -337,145 +337,61 @@
           <w:b w:val="0"/>
           <w:i w:val="0"/>
         </w:rPr>
-        <w:t>Não há instalação nem loja de aplicativo. São três endereços, um para cada tipo de gente.</w:t>
+        <w:t xml:space="preserve">A rota é o caminhão em circulação — e no app ela </w:t>
+      </w:r>
+      <w:r>
+        <w:rPr>
+          <w:rFonts w:ascii="Segoe UI" w:hAnsi="Segoe UI"/>
+          <w:b/>
+          <w:i w:val="0"/>
+        </w:rPr>
+        <w:t>guarda caixa igual a um cliente</w:t>
+      </w:r>
+      <w:r>
+        <w:rPr>
+          <w:rFonts w:ascii="Segoe UI" w:hAnsi="Segoe UI"/>
+          <w:b w:val="0"/>
+          <w:i w:val="0"/>
+        </w:rPr>
+        <w:t>. Isso não é detalhe técnico: é o que impede a caixa de sumir entre o galpão e a entrega.</w:t>
       </w:r>
     </w:p>
     <w:p>
       <w:pPr>
-        <w:spacing w:after="20"/>
-        <w:pBdr>
-          <w:left w:val="single" w:sz="18" w:space="8" w:color="0F6A31"/>
-        </w:pBdr>
+        <w:shd w:val="clear" w:fill="F5F7F9"/>
       </w:pPr>
+      <w:r>
+        <w:rPr>
+          <w:rFonts w:ascii="Consolas" w:hAnsi="Consolas"/>
+          <w:sz w:val="20"/>
+        </w:rPr>
+        <w:t>galpão →(carrega)→ ROTA →(entrega)→ cliente →(coleta)→ ROTA →(volta)→ galpão</w:t>
+      </w:r>
+    </w:p>
+    <w:p>
+      <w:r>
+        <w:rPr>
+          <w:rFonts w:ascii="Segoe UI" w:hAnsi="Segoe UI"/>
+          <w:b w:val="0"/>
+          <w:i w:val="0"/>
+        </w:rPr>
+        <w:t xml:space="preserve">Sem rota, a saída ia do galpão direto para o cliente. Se o motorista carregava 100 e entregava 80, as outras 20 ficavam registradas no cliente, que nunca as viu. Com rota, essas 20 aparecem onde de fato estão: </w:t>
+      </w:r>
       <w:r>
         <w:rPr>
           <w:rFonts w:ascii="Segoe UI" w:hAnsi="Segoe UI"/>
           <w:b/>
+          <w:i w:val="0"/>
         </w:rPr>
-        <w:t>Campo — motorista, promotor, conferente</w:t>
-      </w:r>
-    </w:p>
-    <w:p>
-      <w:pPr>
-        <w:spacing w:after="20"/>
-        <w:pBdr>
-          <w:left w:val="single" w:sz="18" w:space="8" w:color="0F6A31"/>
-        </w:pBdr>
-      </w:pPr>
-      <w:r>
-        <w:rPr>
-          <w:rFonts w:ascii="Consolas" w:hAnsi="Consolas"/>
-          <w:color w:val="0F6A31"/>
-          <w:sz w:val="19"/>
-        </w:rPr>
-        <w:t>qdelicia-caixas.vercel.app/</w:t>
-      </w:r>
-    </w:p>
-    <w:p>
-      <w:pPr>
-        <w:spacing w:after="120"/>
-        <w:pBdr>
-          <w:left w:val="single" w:sz="18" w:space="8" w:color="0F6A31"/>
-        </w:pBdr>
-      </w:pPr>
-      <w:r>
-        <w:rPr>
-          <w:color w:val="3E4C58"/>
-          <w:sz w:val="19"/>
-        </w:rPr>
-        <w:t>Escolhe o nome na lista, digita o PIN, entra.</w:t>
-      </w:r>
-    </w:p>
-    <w:p>
-      <w:pPr>
-        <w:spacing w:after="20"/>
-        <w:pBdr>
-          <w:left w:val="single" w:sz="18" w:space="8" w:color="0F6A31"/>
-        </w:pBdr>
-      </w:pPr>
+        <w:t>no caminhão</w:t>
+      </w:r>
       <w:r>
         <w:rPr>
           <w:rFonts w:ascii="Segoe UI" w:hAnsi="Segoe UI"/>
-          <w:b/>
+          <w:b w:val="0"/>
+          <w:i w:val="0"/>
         </w:rPr>
-        <w:t>Escritório</w:t>
-      </w:r>
-    </w:p>
-    <w:p>
-      <w:pPr>
-        <w:spacing w:after="20"/>
-        <w:pBdr>
-          <w:left w:val="single" w:sz="18" w:space="8" w:color="0F6A31"/>
-        </w:pBdr>
-      </w:pPr>
-      <w:r>
-        <w:rPr>
-          <w:rFonts w:ascii="Consolas" w:hAnsi="Consolas"/>
-          <w:color w:val="0F6A31"/>
-          <w:sz w:val="19"/>
-        </w:rPr>
-        <w:t>qdelicia-caixas.vercel.app/admin.html</w:t>
-      </w:r>
-    </w:p>
-    <w:p>
-      <w:pPr>
-        <w:spacing w:after="120"/>
-        <w:pBdr>
-          <w:left w:val="single" w:sz="18" w:space="8" w:color="0F6A31"/>
-        </w:pBdr>
-      </w:pPr>
-      <w:r>
-        <w:rPr>
-          <w:color w:val="3E4C58"/>
-          <w:sz w:val="19"/>
-        </w:rPr>
-        <w:t>Mesmo login, com usuário de perfil ADMIN.</w:t>
-      </w:r>
-    </w:p>
-    <w:p>
-      <w:pPr>
-        <w:spacing w:after="20"/>
-        <w:pBdr>
-          <w:left w:val="single" w:sz="18" w:space="8" w:color="0F6A31"/>
-        </w:pBdr>
-      </w:pPr>
-      <w:r>
-        <w:rPr>
-          <w:rFonts w:ascii="Segoe UI" w:hAnsi="Segoe UI"/>
-          <w:b/>
-        </w:rPr>
-        <w:t>Cliente</w:t>
-      </w:r>
-    </w:p>
-    <w:p>
-      <w:pPr>
-        <w:spacing w:after="20"/>
-        <w:pBdr>
-          <w:left w:val="single" w:sz="18" w:space="8" w:color="0F6A31"/>
-        </w:pBdr>
-      </w:pPr>
-      <w:r>
-        <w:rPr>
-          <w:rFonts w:ascii="Consolas" w:hAnsi="Consolas"/>
-          <w:color w:val="0F6A31"/>
-          <w:sz w:val="19"/>
-        </w:rPr>
-        <w:t>…/extrato.html?t=CÓDIGO</w:t>
-      </w:r>
-    </w:p>
-    <w:p>
-      <w:pPr>
-        <w:spacing w:after="120"/>
-        <w:pBdr>
-          <w:left w:val="single" w:sz="18" w:space="8" w:color="0F6A31"/>
-        </w:pBdr>
-      </w:pPr>
-      <w:r>
-        <w:rPr>
-          <w:color w:val="3E4C58"/>
-          <w:sz w:val="19"/>
-        </w:rPr>
-        <w:t>Abre direto, sem login e sem senha. Cada cliente tem o seu código.</w:t>
+        <w:t>.</w:t>
       </w:r>
     </w:p>
     <w:p>
@@ -483,17 +399,57 @@
         <w:pStyle w:val="Heading2"/>
       </w:pPr>
       <w:r>
-        <w:t>No celular</w:t>
+        <w:t>Como cadastrar</w:t>
       </w:r>
     </w:p>
     <w:p>
+      <w:r>
+        <w:rPr>
+          <w:rFonts w:ascii="Segoe UI" w:hAnsi="Segoe UI"/>
+          <w:b/>
+          <w:i w:val="0"/>
+        </w:rPr>
+        <w:t>Cadastros → + Novo cadastro → Tipo: rota (caminhão)</w:t>
+      </w:r>
       <w:r>
         <w:rPr>
           <w:rFonts w:ascii="Segoe UI" w:hAnsi="Segoe UI"/>
           <w:b w:val="0"/>
           <w:i w:val="0"/>
         </w:rPr>
-        <w:t xml:space="preserve">Abra o endereço do campo no Chrome e use </w:t>
+        <w:t>. Dê o nome pelo qual a equipe já chama (</w:t>
+      </w:r>
+      <w:r>
+        <w:rPr>
+          <w:rFonts w:ascii="Segoe UI" w:hAnsi="Segoe UI"/>
+          <w:b w:val="0"/>
+          <w:i/>
+        </w:rPr>
+        <w:t>Rota Centro</w:t>
+      </w:r>
+      <w:r>
+        <w:rPr>
+          <w:rFonts w:ascii="Segoe UI" w:hAnsi="Segoe UI"/>
+          <w:b w:val="0"/>
+          <w:i w:val="0"/>
+        </w:rPr>
+        <w:t xml:space="preserve">, </w:t>
+      </w:r>
+      <w:r>
+        <w:rPr>
+          <w:rFonts w:ascii="Segoe UI" w:hAnsi="Segoe UI"/>
+          <w:b w:val="0"/>
+          <w:i/>
+        </w:rPr>
+        <w:t>Rota Litoral</w:t>
+      </w:r>
+      <w:r>
+        <w:rPr>
+          <w:rFonts w:ascii="Segoe UI" w:hAnsi="Segoe UI"/>
+          <w:b w:val="0"/>
+          <w:i w:val="0"/>
+        </w:rPr>
+        <w:t xml:space="preserve">) e escolha o </w:t>
       </w:r>
       <w:r>
         <w:rPr>
@@ -501,7 +457,7 @@
           <w:b/>
           <w:i w:val="0"/>
         </w:rPr>
-        <w:t>⋮ → Adicionar à tela inicial</w:t>
+        <w:t>motorista responsável</w:t>
       </w:r>
       <w:r>
         <w:rPr>
@@ -509,51 +465,254 @@
           <w:b w:val="0"/>
           <w:i w:val="0"/>
         </w:rPr>
-        <w:t>. Vira ícone e abre em tela cheia, com cara de aplicativo. Mandar o link por WhatsApp para o motorista funciona bem — é link comum.</w:t>
+        <w:t>.</w:t>
+      </w:r>
+    </w:p>
+    <w:p>
+      <w:r>
+        <w:rPr>
+          <w:rFonts w:ascii="Segoe UI" w:hAnsi="Segoe UI"/>
+          <w:b w:val="0"/>
+          <w:i w:val="0"/>
+        </w:rPr>
+        <w:t xml:space="preserve">Depois, em cada cliente, preencha o campo </w:t>
+      </w:r>
+      <w:r>
+        <w:rPr>
+          <w:rFonts w:ascii="Segoe UI" w:hAnsi="Segoe UI"/>
+          <w:b/>
+          <w:i w:val="0"/>
+        </w:rPr>
+        <w:t>Rota que atende</w:t>
+      </w:r>
+      <w:r>
+        <w:rPr>
+          <w:rFonts w:ascii="Segoe UI" w:hAnsi="Segoe UI"/>
+          <w:b w:val="0"/>
+          <w:i w:val="0"/>
+        </w:rPr>
+        <w:t>. É esse vínculo que faz o filtro do painel e a lista do celular funcionarem.</w:t>
+      </w:r>
+    </w:p>
+    <w:p>
+      <w:pPr>
+        <w:pStyle w:val="Heading2"/>
+      </w:pPr>
+      <w:r>
+        <w:t>No painel</w:t>
+      </w:r>
+    </w:p>
+    <w:p>
+      <w:r>
+        <w:rPr>
+          <w:rFonts w:ascii="Segoe UI" w:hAnsi="Segoe UI"/>
+          <w:b w:val="0"/>
+          <w:i w:val="0"/>
+        </w:rPr>
+        <w:t xml:space="preserve">Um quadro </w:t>
+      </w:r>
+      <w:r>
+        <w:rPr>
+          <w:rFonts w:ascii="Segoe UI" w:hAnsi="Segoe UI"/>
+          <w:b/>
+          <w:i w:val="0"/>
+        </w:rPr>
+        <w:t>Rotas</w:t>
+      </w:r>
+      <w:r>
+        <w:rPr>
+          <w:rFonts w:ascii="Segoe UI" w:hAnsi="Segoe UI"/>
+          <w:b w:val="0"/>
+          <w:i w:val="0"/>
+        </w:rPr>
+        <w:t xml:space="preserve"> aparece no topo, com duas contas separadas de propósito:</w:t>
+      </w:r>
+    </w:p>
+    <w:p>
+      <w:pPr>
+        <w:pStyle w:val="ListBullet"/>
+        <w:spacing w:after="60"/>
+      </w:pPr>
+      <w:r>
+        <w:rPr>
+          <w:rFonts w:ascii="Segoe UI" w:hAnsi="Segoe UI"/>
+          <w:b/>
+          <w:i w:val="0"/>
+        </w:rPr>
+        <w:t>No caminhão</w:t>
+      </w:r>
+      <w:r>
+        <w:rPr>
+          <w:rFonts w:ascii="Segoe UI" w:hAnsi="Segoe UI"/>
+          <w:b w:val="0"/>
+          <w:i w:val="0"/>
+        </w:rPr>
+        <w:t xml:space="preserve"> — carregou e ainda não entregou</w:t>
+      </w:r>
+    </w:p>
+    <w:p>
+      <w:pPr>
+        <w:pStyle w:val="ListBullet"/>
+        <w:spacing w:after="60"/>
+      </w:pPr>
+      <w:r>
+        <w:rPr>
+          <w:rFonts w:ascii="Segoe UI" w:hAnsi="Segoe UI"/>
+          <w:b/>
+          <w:i w:val="0"/>
+        </w:rPr>
+        <w:t>Nos clientes</w:t>
+      </w:r>
+      <w:r>
+        <w:rPr>
+          <w:rFonts w:ascii="Segoe UI" w:hAnsi="Segoe UI"/>
+          <w:b w:val="0"/>
+          <w:i w:val="0"/>
+        </w:rPr>
+        <w:t xml:space="preserve"> — já entregou e ainda não voltou</w:t>
+      </w:r>
+    </w:p>
+    <w:p>
+      <w:r>
+        <w:rPr>
+          <w:rFonts w:ascii="Segoe UI" w:hAnsi="Segoe UI"/>
+          <w:b w:val="0"/>
+          <w:i w:val="0"/>
+        </w:rPr>
+        <w:t xml:space="preserve">Somar as duas esconderia justamente o que interessa: onde a caixa está agora. O botão </w:t>
+      </w:r>
+      <w:r>
+        <w:rPr>
+          <w:rFonts w:ascii="Segoe UI" w:hAnsi="Segoe UI"/>
+          <w:b/>
+          <w:i w:val="0"/>
+        </w:rPr>
+        <w:t>ver clientes</w:t>
+      </w:r>
+      <w:r>
+        <w:rPr>
+          <w:rFonts w:ascii="Segoe UI" w:hAnsi="Segoe UI"/>
+          <w:b w:val="0"/>
+          <w:i w:val="0"/>
+        </w:rPr>
+        <w:t xml:space="preserve"> filtra a lista de baixo pela rota, e o filtro também está no seletor ao lado da busca.</w:t>
+      </w:r>
+    </w:p>
+    <w:p>
+      <w:pPr>
+        <w:pStyle w:val="Heading2"/>
+      </w:pPr>
+      <w:r>
+        <w:t>No celular</w:t>
+      </w:r>
+    </w:p>
+    <w:p>
+      <w:r>
+        <w:rPr>
+          <w:rFonts w:ascii="Segoe UI" w:hAnsi="Segoe UI"/>
+          <w:b w:val="0"/>
+          <w:i w:val="0"/>
+        </w:rPr>
+        <w:t xml:space="preserve">Quem tem rota vinculada vê </w:t>
+      </w:r>
+      <w:r>
+        <w:rPr>
+          <w:rFonts w:ascii="Segoe UI" w:hAnsi="Segoe UI"/>
+          <w:b/>
+          <w:i w:val="0"/>
+        </w:rPr>
+        <w:t>Rota de hoje</w:t>
+      </w:r>
+      <w:r>
+        <w:rPr>
+          <w:rFonts w:ascii="Segoe UI" w:hAnsi="Segoe UI"/>
+          <w:b w:val="0"/>
+          <w:i w:val="0"/>
+        </w:rPr>
+        <w:t xml:space="preserve"> no topo. Escolhida a rota, </w:t>
+      </w:r>
+      <w:r>
+        <w:rPr>
+          <w:rFonts w:ascii="Segoe UI" w:hAnsi="Segoe UI"/>
+          <w:b w:val="0"/>
+          <w:i/>
+        </w:rPr>
+        <w:t>Sai de</w:t>
+      </w:r>
+      <w:r>
+        <w:rPr>
+          <w:rFonts w:ascii="Segoe UI" w:hAnsi="Segoe UI"/>
+          <w:b w:val="0"/>
+          <w:i w:val="0"/>
+        </w:rPr>
+        <w:t xml:space="preserve"> e </w:t>
+      </w:r>
+      <w:r>
+        <w:rPr>
+          <w:rFonts w:ascii="Segoe UI" w:hAnsi="Segoe UI"/>
+          <w:b w:val="0"/>
+          <w:i/>
+        </w:rPr>
+        <w:t>Recebidas em</w:t>
+      </w:r>
+      <w:r>
+        <w:rPr>
+          <w:rFonts w:ascii="Segoe UI" w:hAnsi="Segoe UI"/>
+          <w:b w:val="0"/>
+          <w:i w:val="0"/>
+        </w:rPr>
+        <w:t xml:space="preserve"> já vêm com o caminhão, e a lista de clientes fica só com os pontos daquela rota. A escolha fica salva no aparelho — não precisa repetir a cada tela.</w:t>
       </w:r>
     </w:p>
     <w:p>
       <w:pPr>
         <w:spacing w:after="40"/>
         <w:pBdr>
-          <w:left w:val="single" w:sz="18" w:space="8" w:color="A81F1F"/>
+          <w:left w:val="single" w:sz="18" w:space="8" w:color="D9A300"/>
         </w:pBdr>
-        <w:shd w:val="clear" w:fill="FDECEB"/>
+        <w:shd w:val="clear" w:fill="FFF8E6"/>
       </w:pPr>
       <w:r>
         <w:rPr>
           <w:rFonts w:ascii="Segoe UI" w:hAnsi="Segoe UI"/>
           <w:b/>
-          <w:color w:val="A81F1F"/>
+          <w:color w:val="8A6100"/>
           <w:sz w:val="16"/>
         </w:rPr>
-        <w:t>ANTES DE DISTRIBUIR</w:t>
+        <w:t>O DIA DE UM MOTORISTA COM ROTA</w:t>
       </w:r>
     </w:p>
     <w:p>
       <w:pPr>
         <w:spacing w:after="80"/>
         <w:pBdr>
-          <w:left w:val="single" w:sz="18" w:space="8" w:color="A81F1F"/>
+          <w:left w:val="single" w:sz="18" w:space="8" w:color="D9A300"/>
         </w:pBdr>
-        <w:shd w:val="clear" w:fill="FDECEB"/>
+        <w:shd w:val="clear" w:fill="FFF8E6"/>
       </w:pPr>
+      <w:r>
+        <w:rPr>
+          <w:rFonts w:ascii="Segoe UI" w:hAnsi="Segoe UI"/>
+          <w:b/>
+          <w:i w:val="0"/>
+        </w:rPr>
+        <w:t>Saída</w:t>
+      </w:r>
       <w:r>
         <w:rPr>
           <w:rFonts w:ascii="Segoe UI" w:hAnsi="Segoe UI"/>
           <w:b w:val="0"/>
           <w:i w:val="0"/>
         </w:rPr>
-        <w:t xml:space="preserve">Troque o PIN do administrador. O sistema nasce com </w:t>
+        <w:t xml:space="preserve"> do galpão para a rota (carregar) · </w:t>
       </w:r>
       <w:r>
         <w:rPr>
-          <w:rFonts w:ascii="Consolas" w:hAnsi="Consolas"/>
-          <w:b w:val="0"/>
+          <w:rFonts w:ascii="Segoe UI" w:hAnsi="Segoe UI"/>
+          <w:b/>
           <w:i w:val="0"/>
-          <w:sz w:val="19"/>
         </w:rPr>
-        <w:t>1234</w:t>
+        <w:t>Saída</w:t>
       </w:r>
       <w:r>
         <w:rPr>
@@ -561,7 +720,56 @@
           <w:b w:val="0"/>
           <w:i w:val="0"/>
         </w:rPr>
-        <w:t xml:space="preserve"> e o endereço é público.</w:t>
+        <w:t xml:space="preserve"> da rota para cada cliente (entregar) · </w:t>
+      </w:r>
+      <w:r>
+        <w:rPr>
+          <w:rFonts w:ascii="Segoe UI" w:hAnsi="Segoe UI"/>
+          <w:b/>
+          <w:i w:val="0"/>
+        </w:rPr>
+        <w:t>Devolução</w:t>
+      </w:r>
+      <w:r>
+        <w:rPr>
+          <w:rFonts w:ascii="Segoe UI" w:hAnsi="Segoe UI"/>
+          <w:b w:val="0"/>
+          <w:i w:val="0"/>
+        </w:rPr>
+        <w:t xml:space="preserve"> do cliente para a rota (coletar) · </w:t>
+      </w:r>
+      <w:r>
+        <w:rPr>
+          <w:rFonts w:ascii="Segoe UI" w:hAnsi="Segoe UI"/>
+          <w:b/>
+          <w:i w:val="0"/>
+        </w:rPr>
+        <w:t>Devolução</w:t>
+      </w:r>
+      <w:r>
+        <w:rPr>
+          <w:rFonts w:ascii="Segoe UI" w:hAnsi="Segoe UI"/>
+          <w:b w:val="0"/>
+          <w:i w:val="0"/>
+        </w:rPr>
+        <w:t xml:space="preserve"> da rota para o galpão (encerrar).</w:t>
+      </w:r>
+    </w:p>
+    <w:p>
+      <w:pPr>
+        <w:spacing w:after="80"/>
+        <w:pBdr>
+          <w:left w:val="single" w:sz="18" w:space="8" w:color="D9A300"/>
+        </w:pBdr>
+        <w:shd w:val="clear" w:fill="FFF8E6"/>
+      </w:pPr>
+      <w:r>
+        <w:rPr>
+          <w:rFonts w:ascii="Segoe UI" w:hAnsi="Segoe UI"/>
+          <w:b w:val="0"/>
+          <w:i w:val="0"/>
+        </w:rPr>
+        <w:t>No fim do dia o caminhão tem que fechar em zero. Se não fechou, sobrou caixa a bordo — e agora dá para ver isso no mesmo dia, não no fim do mês.</w:t>
       </w:r>
     </w:p>
     <w:p>
@@ -574,6 +782,253 @@
         <w:pStyle w:val="Heading1"/>
       </w:pPr>
       <w:r>
+        <w:t>Como acessar</w:t>
+      </w:r>
+    </w:p>
+    <w:p>
+      <w:r>
+        <w:rPr>
+          <w:rFonts w:ascii="Segoe UI" w:hAnsi="Segoe UI"/>
+          <w:b w:val="0"/>
+          <w:i w:val="0"/>
+        </w:rPr>
+        <w:t>Não há instalação nem loja de aplicativo. São três endereços, um para cada tipo de gente.</w:t>
+      </w:r>
+    </w:p>
+    <w:p>
+      <w:pPr>
+        <w:spacing w:after="20"/>
+        <w:pBdr>
+          <w:left w:val="single" w:sz="18" w:space="8" w:color="0F6A31"/>
+        </w:pBdr>
+      </w:pPr>
+      <w:r>
+        <w:rPr>
+          <w:rFonts w:ascii="Segoe UI" w:hAnsi="Segoe UI"/>
+          <w:b/>
+        </w:rPr>
+        <w:t>Campo — motorista, promotor, conferente</w:t>
+      </w:r>
+    </w:p>
+    <w:p>
+      <w:pPr>
+        <w:spacing w:after="20"/>
+        <w:pBdr>
+          <w:left w:val="single" w:sz="18" w:space="8" w:color="0F6A31"/>
+        </w:pBdr>
+      </w:pPr>
+      <w:r>
+        <w:rPr>
+          <w:rFonts w:ascii="Consolas" w:hAnsi="Consolas"/>
+          <w:color w:val="0F6A31"/>
+          <w:sz w:val="19"/>
+        </w:rPr>
+        <w:t>qdelicia-caixas.vercel.app/</w:t>
+      </w:r>
+    </w:p>
+    <w:p>
+      <w:pPr>
+        <w:spacing w:after="120"/>
+        <w:pBdr>
+          <w:left w:val="single" w:sz="18" w:space="8" w:color="0F6A31"/>
+        </w:pBdr>
+      </w:pPr>
+      <w:r>
+        <w:rPr>
+          <w:color w:val="3E4C58"/>
+          <w:sz w:val="19"/>
+        </w:rPr>
+        <w:t>Escolhe o nome na lista, digita o PIN, entra.</w:t>
+      </w:r>
+    </w:p>
+    <w:p>
+      <w:pPr>
+        <w:spacing w:after="20"/>
+        <w:pBdr>
+          <w:left w:val="single" w:sz="18" w:space="8" w:color="0F6A31"/>
+        </w:pBdr>
+      </w:pPr>
+      <w:r>
+        <w:rPr>
+          <w:rFonts w:ascii="Segoe UI" w:hAnsi="Segoe UI"/>
+          <w:b/>
+        </w:rPr>
+        <w:t>Escritório</w:t>
+      </w:r>
+    </w:p>
+    <w:p>
+      <w:pPr>
+        <w:spacing w:after="20"/>
+        <w:pBdr>
+          <w:left w:val="single" w:sz="18" w:space="8" w:color="0F6A31"/>
+        </w:pBdr>
+      </w:pPr>
+      <w:r>
+        <w:rPr>
+          <w:rFonts w:ascii="Consolas" w:hAnsi="Consolas"/>
+          <w:color w:val="0F6A31"/>
+          <w:sz w:val="19"/>
+        </w:rPr>
+        <w:t>qdelicia-caixas.vercel.app/admin.html</w:t>
+      </w:r>
+    </w:p>
+    <w:p>
+      <w:pPr>
+        <w:spacing w:after="120"/>
+        <w:pBdr>
+          <w:left w:val="single" w:sz="18" w:space="8" w:color="0F6A31"/>
+        </w:pBdr>
+      </w:pPr>
+      <w:r>
+        <w:rPr>
+          <w:color w:val="3E4C58"/>
+          <w:sz w:val="19"/>
+        </w:rPr>
+        <w:t>Mesmo login, com usuário de perfil ADMIN.</w:t>
+      </w:r>
+    </w:p>
+    <w:p>
+      <w:pPr>
+        <w:spacing w:after="20"/>
+        <w:pBdr>
+          <w:left w:val="single" w:sz="18" w:space="8" w:color="0F6A31"/>
+        </w:pBdr>
+      </w:pPr>
+      <w:r>
+        <w:rPr>
+          <w:rFonts w:ascii="Segoe UI" w:hAnsi="Segoe UI"/>
+          <w:b/>
+        </w:rPr>
+        <w:t>Cliente</w:t>
+      </w:r>
+    </w:p>
+    <w:p>
+      <w:pPr>
+        <w:spacing w:after="20"/>
+        <w:pBdr>
+          <w:left w:val="single" w:sz="18" w:space="8" w:color="0F6A31"/>
+        </w:pBdr>
+      </w:pPr>
+      <w:r>
+        <w:rPr>
+          <w:rFonts w:ascii="Consolas" w:hAnsi="Consolas"/>
+          <w:color w:val="0F6A31"/>
+          <w:sz w:val="19"/>
+        </w:rPr>
+        <w:t>…/extrato.html?t=CÓDIGO</w:t>
+      </w:r>
+    </w:p>
+    <w:p>
+      <w:pPr>
+        <w:spacing w:after="120"/>
+        <w:pBdr>
+          <w:left w:val="single" w:sz="18" w:space="8" w:color="0F6A31"/>
+        </w:pBdr>
+      </w:pPr>
+      <w:r>
+        <w:rPr>
+          <w:color w:val="3E4C58"/>
+          <w:sz w:val="19"/>
+        </w:rPr>
+        <w:t>Abre direto, sem login e sem senha. Cada cliente tem o seu código.</w:t>
+      </w:r>
+    </w:p>
+    <w:p>
+      <w:pPr>
+        <w:pStyle w:val="Heading2"/>
+      </w:pPr>
+      <w:r>
+        <w:t>No celular</w:t>
+      </w:r>
+    </w:p>
+    <w:p>
+      <w:r>
+        <w:rPr>
+          <w:rFonts w:ascii="Segoe UI" w:hAnsi="Segoe UI"/>
+          <w:b w:val="0"/>
+          <w:i w:val="0"/>
+        </w:rPr>
+        <w:t xml:space="preserve">Abra o endereço do campo no Chrome e use </w:t>
+      </w:r>
+      <w:r>
+        <w:rPr>
+          <w:rFonts w:ascii="Segoe UI" w:hAnsi="Segoe UI"/>
+          <w:b/>
+          <w:i w:val="0"/>
+        </w:rPr>
+        <w:t>⋮ → Adicionar à tela inicial</w:t>
+      </w:r>
+      <w:r>
+        <w:rPr>
+          <w:rFonts w:ascii="Segoe UI" w:hAnsi="Segoe UI"/>
+          <w:b w:val="0"/>
+          <w:i w:val="0"/>
+        </w:rPr>
+        <w:t>. Vira ícone e abre em tela cheia, com cara de aplicativo. Mandar o link por WhatsApp para o motorista funciona bem — é link comum.</w:t>
+      </w:r>
+    </w:p>
+    <w:p>
+      <w:pPr>
+        <w:spacing w:after="40"/>
+        <w:pBdr>
+          <w:left w:val="single" w:sz="18" w:space="8" w:color="A81F1F"/>
+        </w:pBdr>
+        <w:shd w:val="clear" w:fill="FDECEB"/>
+      </w:pPr>
+      <w:r>
+        <w:rPr>
+          <w:rFonts w:ascii="Segoe UI" w:hAnsi="Segoe UI"/>
+          <w:b/>
+          <w:color w:val="A81F1F"/>
+          <w:sz w:val="16"/>
+        </w:rPr>
+        <w:t>ANTES DE DISTRIBUIR</w:t>
+      </w:r>
+    </w:p>
+    <w:p>
+      <w:pPr>
+        <w:spacing w:after="80"/>
+        <w:pBdr>
+          <w:left w:val="single" w:sz="18" w:space="8" w:color="A81F1F"/>
+        </w:pBdr>
+        <w:shd w:val="clear" w:fill="FDECEB"/>
+      </w:pPr>
+      <w:r>
+        <w:rPr>
+          <w:rFonts w:ascii="Segoe UI" w:hAnsi="Segoe UI"/>
+          <w:b w:val="0"/>
+          <w:i w:val="0"/>
+        </w:rPr>
+        <w:t xml:space="preserve">Troque o PIN do administrador. O sistema nasce com </w:t>
+      </w:r>
+      <w:r>
+        <w:rPr>
+          <w:rFonts w:ascii="Consolas" w:hAnsi="Consolas"/>
+          <w:b w:val="0"/>
+          <w:i w:val="0"/>
+          <w:sz w:val="19"/>
+        </w:rPr>
+        <w:t>1234</w:t>
+      </w:r>
+      <w:r>
+        <w:rPr>
+          <w:rFonts w:ascii="Segoe UI" w:hAnsi="Segoe UI"/>
+          <w:b w:val="0"/>
+          <w:i w:val="0"/>
+        </w:rPr>
+        <w:t xml:space="preserve"> e o endereço é público.</w:t>
+      </w:r>
+    </w:p>
+    <w:p>
+      <w:pPr>
+        <w:spacing w:after="40"/>
+      </w:pPr>
+    </w:p>
+    <w:p>
+      <w:pPr>
+        <w:pStyle w:val="Heading1"/>
+      </w:pPr>
+      <w:r>
         <w:t>Motorista</w:t>
       </w:r>
     </w:p>
@@ -1803,7 +2258,7 @@
         <w:pStyle w:val="Heading2"/>
       </w:pPr>
       <w:r>
-        <w:t>Clientes, filiais e galpões</w:t>
+        <w:t>Locais e rotas</w:t>
       </w:r>
     </w:p>
     <w:p>
@@ -1829,7 +2284,7 @@
           <w:b w:val="0"/>
           <w:i w:val="0"/>
         </w:rPr>
-        <w:t>. Os campos que pesam no dia a dia:</w:t>
+        <w:t>: galpão, filial, cliente e rota. Os campos que pesam no dia a dia:</w:t>
       </w:r>
     </w:p>
     <w:tbl>
@@ -1875,6 +2330,82 @@
                 <w:sz w:val="17"/>
               </w:rPr>
               <w:t>PARA QUE SERVE</w:t>
+            </w:r>
+          </w:p>
+        </w:tc>
+      </w:tr>
+      <w:tr>
+        <w:tc>
+          <w:tcPr>
+            <w:tcW w:type="dxa" w:w="4706"/>
+          </w:tcPr>
+          <w:p>
+            <w:pPr>
+              <w:spacing w:after="40"/>
+            </w:pPr>
+            <w:r>
+              <w:rPr>
+                <w:rFonts w:ascii="Segoe UI" w:hAnsi="Segoe UI"/>
+                <w:b w:val="0"/>
+                <w:i w:val="0"/>
+              </w:rPr>
+              <w:t>Rota que atende</w:t>
+            </w:r>
+          </w:p>
+        </w:tc>
+        <w:tc>
+          <w:tcPr>
+            <w:tcW w:type="dxa" w:w="4706"/>
+          </w:tcPr>
+          <w:p>
+            <w:pPr>
+              <w:spacing w:after="40"/>
+            </w:pPr>
+            <w:r>
+              <w:rPr>
+                <w:rFonts w:ascii="Segoe UI" w:hAnsi="Segoe UI"/>
+                <w:b w:val="0"/>
+                <w:i w:val="0"/>
+              </w:rPr>
+              <w:t>Vincula o cliente a uma rota; alimenta o filtro do painel e a lista do celular</w:t>
+            </w:r>
+          </w:p>
+        </w:tc>
+      </w:tr>
+      <w:tr>
+        <w:tc>
+          <w:tcPr>
+            <w:tcW w:type="dxa" w:w="4706"/>
+          </w:tcPr>
+          <w:p>
+            <w:pPr>
+              <w:spacing w:after="40"/>
+            </w:pPr>
+            <w:r>
+              <w:rPr>
+                <w:rFonts w:ascii="Segoe UI" w:hAnsi="Segoe UI"/>
+                <w:b w:val="0"/>
+                <w:i w:val="0"/>
+              </w:rPr>
+              <w:t>Motorista responsável</w:t>
+            </w:r>
+          </w:p>
+        </w:tc>
+        <w:tc>
+          <w:tcPr>
+            <w:tcW w:type="dxa" w:w="4706"/>
+          </w:tcPr>
+          <w:p>
+            <w:pPr>
+              <w:spacing w:after="40"/>
+            </w:pPr>
+            <w:r>
+              <w:rPr>
+                <w:rFonts w:ascii="Segoe UI" w:hAnsi="Segoe UI"/>
+                <w:b w:val="0"/>
+                <w:i w:val="0"/>
+              </w:rPr>
+              <w:t>Só para tipo rota: de quem é aquele caminhão</w:t>
             </w:r>
           </w:p>
         </w:tc>
@@ -3906,7 +4437,7 @@
                 <w:b w:val="0"/>
                 <w:i w:val="0"/>
               </w:rPr>
-              <w:t>Galpões, filiais e clientes, com limite, prazo e o código do link</w:t>
+              <w:t>Galpões, filiais, clientes e rotas — todo mundo que guarda caixa, com limite, prazo e o código do link</w:t>
             </w:r>
           </w:p>
         </w:tc>
@@ -4141,7 +4672,7 @@
           <w:b w:val="0"/>
           <w:i w:val="0"/>
         </w:rPr>
-        <w:t>, que executa as regras contra um banco falso em memória — sem rede e sem chave — e confere 45 pontos, incluindo o caminho da divergência e o cálculo de idade.</w:t>
+        <w:t>, que executa as regras contra um banco falso em memória — sem rede e sem chave — e confere 63 pontos, incluindo o caminho da divergência e o cálculo de idade.</w:t>
       </w:r>
     </w:p>
     <w:p>

--- a/manual.docx
+++ b/manual.docx
@@ -2630,7 +2630,55 @@
           <w:b w:val="0"/>
           <w:i w:val="0"/>
         </w:rPr>
-        <w:t>Só o nome e se está ativo. São os tipos que aparecem nas telas de saída, devolução e conferência — mantenha a lista curta, porque ela é escolhida no celular, com pressa.</w:t>
+        <w:t xml:space="preserve">Nome, </w:t>
+      </w:r>
+      <w:r>
+        <w:rPr>
+          <w:rFonts w:ascii="Segoe UI" w:hAnsi="Segoe UI"/>
+          <w:b/>
+          <w:i w:val="0"/>
+        </w:rPr>
+        <w:t>tamanho</w:t>
+      </w:r>
+      <w:r>
+        <w:rPr>
+          <w:rFonts w:ascii="Segoe UI" w:hAnsi="Segoe UI"/>
+          <w:b w:val="0"/>
+          <w:i w:val="0"/>
+        </w:rPr>
+        <w:t xml:space="preserve"> (PP, P, M, G ou GG) e </w:t>
+      </w:r>
+      <w:r>
+        <w:rPr>
+          <w:rFonts w:ascii="Segoe UI" w:hAnsi="Segoe UI"/>
+          <w:b/>
+          <w:i w:val="0"/>
+        </w:rPr>
+        <w:t>peso em quilos</w:t>
+      </w:r>
+      <w:r>
+        <w:rPr>
+          <w:rFonts w:ascii="Segoe UI" w:hAnsi="Segoe UI"/>
+          <w:b w:val="0"/>
+          <w:i w:val="0"/>
+        </w:rPr>
+        <w:t xml:space="preserve">. Os dois últimos são opcionais, mas valem a pena: é o que separa duas caixas de mesmo nome na hora da conferência, quando aparecem como </w:t>
+      </w:r>
+      <w:r>
+        <w:rPr>
+          <w:rFonts w:ascii="Segoe UI" w:hAnsi="Segoe UI"/>
+          <w:b w:val="0"/>
+          <w:i/>
+        </w:rPr>
+        <w:t>Caixa Banana G · 20 kg</w:t>
+      </w:r>
+      <w:r>
+        <w:rPr>
+          <w:rFonts w:ascii="Segoe UI" w:hAnsi="Segoe UI"/>
+          <w:b w:val="0"/>
+          <w:i w:val="0"/>
+        </w:rPr>
+        <w:t>. Mantenha a lista curta — ela é escolhida no celular, com pressa.</w:t>
       </w:r>
     </w:p>
     <w:p>
@@ -4476,7 +4524,7 @@
                 <w:b w:val="0"/>
                 <w:i w:val="0"/>
               </w:rPr>
-              <w:t>Tipos de caixa</w:t>
+              <w:t>Tipos de caixa, com tamanho e peso</w:t>
             </w:r>
           </w:p>
         </w:tc>

--- a/manual.docx
+++ b/manual.docx
@@ -1079,7 +1079,7 @@
           <w:b w:val="0"/>
           <w:i w:val="0"/>
         </w:rPr>
-        <w:t xml:space="preserve"> (galpão ou filial), </w:t>
+        <w:t xml:space="preserve"> (galpão, filial ou rota), </w:t>
       </w:r>
       <w:r>
         <w:rPr>
@@ -1128,6 +1128,68 @@
           <w:i w:val="0"/>
         </w:rPr>
         <w:t>.</w:t>
+      </w:r>
+    </w:p>
+    <w:p>
+      <w:pPr>
+        <w:spacing w:after="120"/>
+        <w:ind w:left="907"/>
+      </w:pPr>
+      <w:r>
+        <w:rPr>
+          <w:rFonts w:ascii="Segoe UI" w:hAnsi="Segoe UI"/>
+          <w:b w:val="0"/>
+          <w:i w:val="0"/>
+        </w:rPr>
+        <w:t xml:space="preserve">Quando a carga sai de um </w:t>
+      </w:r>
+      <w:r>
+        <w:rPr>
+          <w:rFonts w:ascii="Segoe UI" w:hAnsi="Segoe UI"/>
+          <w:b/>
+          <w:i w:val="0"/>
+        </w:rPr>
+        <w:t>galpão</w:t>
+      </w:r>
+      <w:r>
+        <w:rPr>
+          <w:rFonts w:ascii="Segoe UI" w:hAnsi="Segoe UI"/>
+          <w:b w:val="0"/>
+          <w:i w:val="0"/>
+        </w:rPr>
+        <w:t xml:space="preserve">, aparecem também </w:t>
+      </w:r>
+      <w:r>
+        <w:rPr>
+          <w:rFonts w:ascii="Segoe UI" w:hAnsi="Segoe UI"/>
+          <w:b/>
+          <w:i w:val="0"/>
+        </w:rPr>
+        <w:t>Motorista</w:t>
+      </w:r>
+      <w:r>
+        <w:rPr>
+          <w:rFonts w:ascii="Segoe UI" w:hAnsi="Segoe UI"/>
+          <w:b w:val="0"/>
+          <w:i w:val="0"/>
+        </w:rPr>
+        <w:t xml:space="preserve"> e </w:t>
+      </w:r>
+      <w:r>
+        <w:rPr>
+          <w:rFonts w:ascii="Segoe UI" w:hAnsi="Segoe UI"/>
+          <w:b/>
+          <w:i w:val="0"/>
+        </w:rPr>
+        <w:t>Placa do veículo</w:t>
+      </w:r>
+      <w:r>
+        <w:rPr>
+          <w:rFonts w:ascii="Segoe UI" w:hAnsi="Segoe UI"/>
+          <w:b w:val="0"/>
+          <w:i w:val="0"/>
+        </w:rPr>
+        <w:t>, e os dois são obrigatórios: é ali que a caixa entra em circulação, e é a última hora em que dá para registrar quem levou.</w:t>
       </w:r>
     </w:p>
     <w:p>
@@ -1215,7 +1277,7 @@
         <w:rPr>
           <w:b/>
         </w:rPr>
-        <w:t>Colha o canhoto</w:t>
+        <w:t>Anexe a foto do romaneio</w:t>
       </w:r>
     </w:p>
     <w:p>
@@ -1229,7 +1291,7 @@
           <w:b w:val="0"/>
           <w:i w:val="0"/>
         </w:rPr>
-        <w:t>Quem recebeu assina com o dedo na tela, e dá para anexar foto do romaneio. A assinatura registra que a contagem foi aceita pelas duas partes.</w:t>
+        <w:t>Opcional, mas é o que sustenta a contagem se alguém contestar depois.</w:t>
       </w:r>
     </w:p>
     <w:p>

--- a/manual.docx
+++ b/manual.docx
@@ -2708,7 +2708,7 @@
           <w:b w:val="0"/>
           <w:i w:val="0"/>
         </w:rPr>
-        <w:t xml:space="preserve"> (PP, P, M, G ou GG) e </w:t>
+        <w:t xml:space="preserve"> (PP, P, M, G e GG são sugestões — dá para digitar qualquer outro) e </w:t>
       </w:r>
       <w:r>
         <w:rPr>

--- a/manual.docx
+++ b/manual.docx
@@ -2692,23 +2692,7 @@
           <w:b w:val="0"/>
           <w:i w:val="0"/>
         </w:rPr>
-        <w:t xml:space="preserve">Nome, </w:t>
-      </w:r>
-      <w:r>
-        <w:rPr>
-          <w:rFonts w:ascii="Segoe UI" w:hAnsi="Segoe UI"/>
-          <w:b/>
-          <w:i w:val="0"/>
-        </w:rPr>
-        <w:t>tamanho</w:t>
-      </w:r>
-      <w:r>
-        <w:rPr>
-          <w:rFonts w:ascii="Segoe UI" w:hAnsi="Segoe UI"/>
-          <w:b w:val="0"/>
-          <w:i w:val="0"/>
-        </w:rPr>
-        <w:t xml:space="preserve"> (PP, P, M, G e GG são sugestões — dá para digitar qualquer outro) e </w:t>
+        <w:t xml:space="preserve">Nome e </w:t>
       </w:r>
       <w:r>
         <w:rPr>
@@ -2724,7 +2708,7 @@
           <w:b w:val="0"/>
           <w:i w:val="0"/>
         </w:rPr>
-        <w:t xml:space="preserve">. Os dois últimos são opcionais, mas valem a pena: é o que separa duas caixas de mesmo nome na hora da conferência, quando aparecem como </w:t>
+        <w:t xml:space="preserve">. O peso é opcional, mas vale a pena: é o que separa duas caixas de mesmo nome na hora da conferência, quando aparecem como </w:t>
       </w:r>
       <w:r>
         <w:rPr>
@@ -2732,7 +2716,7 @@
           <w:b w:val="0"/>
           <w:i/>
         </w:rPr>
-        <w:t>Caixa Banana G · 20 kg</w:t>
+        <w:t>Caixa Banana · 20 kg</w:t>
       </w:r>
       <w:r>
         <w:rPr>
@@ -4586,7 +4570,7 @@
                 <w:b w:val="0"/>
                 <w:i w:val="0"/>
               </w:rPr>
-              <w:t>Tipos de caixa, com tamanho e peso</w:t>
+              <w:t>Tipos de caixa e o peso de cada um</w:t>
             </w:r>
           </w:p>
         </w:tc>

--- a/manual.docx
+++ b/manual.docx
@@ -1173,7 +1173,7 @@
           <w:b w:val="0"/>
           <w:i w:val="0"/>
         </w:rPr>
-        <w:t xml:space="preserve"> e </w:t>
+        <w:t xml:space="preserve">, </w:t>
       </w:r>
       <w:r>
         <w:rPr>
@@ -1189,7 +1189,23 @@
           <w:b w:val="0"/>
           <w:i w:val="0"/>
         </w:rPr>
-        <w:t>, e os dois são obrigatórios: é ali que a caixa entra em circulação, e é a última hora em que dá para registrar quem levou.</w:t>
+        <w:t xml:space="preserve"> e </w:t>
+      </w:r>
+      <w:r>
+        <w:rPr>
+          <w:rFonts w:ascii="Segoe UI" w:hAnsi="Segoe UI"/>
+          <w:b/>
+          <w:i w:val="0"/>
+        </w:rPr>
+        <w:t>Rota</w:t>
+      </w:r>
+      <w:r>
+        <w:rPr>
+          <w:rFonts w:ascii="Segoe UI" w:hAnsi="Segoe UI"/>
+          <w:b w:val="0"/>
+          <w:i w:val="0"/>
+        </w:rPr>
+        <w:t>, os três obrigatórios: é ali que a caixa entra em circulação, e é a última hora em que dá para registrar quem levou e por onde. A rota tem sugestão das cadastradas, mas aceita qualquer nome digitado — carga sem rota é pior do que rota escrita à mão.</w:t>
       </w:r>
     </w:p>
     <w:p>
@@ -2743,6 +2759,32 @@
           <w:i w:val="0"/>
         </w:rPr>
         <w:t>Nome, perfil, PIN e local padrão. Um PIN por pessoa, nunca um PIN de função compartilhado entre vários: é o nome de quem contou que dá peso à divergência.</w:t>
+      </w:r>
+    </w:p>
+    <w:p>
+      <w:r>
+        <w:rPr>
+          <w:rFonts w:ascii="Segoe UI" w:hAnsi="Segoe UI"/>
+          <w:b w:val="0"/>
+          <w:i w:val="0"/>
+        </w:rPr>
+        <w:t xml:space="preserve">Quem sai da empresa se </w:t>
+      </w:r>
+      <w:r>
+        <w:rPr>
+          <w:rFonts w:ascii="Segoe UI" w:hAnsi="Segoe UI"/>
+          <w:b/>
+          <w:i w:val="0"/>
+        </w:rPr>
+        <w:t>desativa</w:t>
+      </w:r>
+      <w:r>
+        <w:rPr>
+          <w:rFonts w:ascii="Segoe UI" w:hAnsi="Segoe UI"/>
+          <w:b w:val="0"/>
+          <w:i w:val="0"/>
+        </w:rPr>
+        <w:t>, pelo botão na lista — não se apaga. O histórico de movimentos aponta para o usuário, e apagar deixaria lançamento órfão. Inativo some das listas e não consegue mais entrar; reativar devolve o acesso.</w:t>
       </w:r>
     </w:p>
     <w:p>

--- a/manual.docx
+++ b/manual.docx
@@ -2692,6 +2692,64 @@
       <w:pPr>
         <w:spacing w:after="40"/>
       </w:pPr>
+    </w:p>
+    <w:p>
+      <w:r>
+        <w:rPr>
+          <w:rFonts w:ascii="Segoe UI" w:hAnsi="Segoe UI"/>
+          <w:b w:val="0"/>
+          <w:i w:val="0"/>
+        </w:rPr>
+        <w:t xml:space="preserve">Na lista, cada local tem </w:t>
+      </w:r>
+      <w:r>
+        <w:rPr>
+          <w:rFonts w:ascii="Segoe UI" w:hAnsi="Segoe UI"/>
+          <w:b/>
+          <w:i w:val="0"/>
+        </w:rPr>
+        <w:t>desativar</w:t>
+      </w:r>
+      <w:r>
+        <w:rPr>
+          <w:rFonts w:ascii="Segoe UI" w:hAnsi="Segoe UI"/>
+          <w:b w:val="0"/>
+          <w:i w:val="0"/>
+        </w:rPr>
+        <w:t xml:space="preserve"> e </w:t>
+      </w:r>
+      <w:r>
+        <w:rPr>
+          <w:rFonts w:ascii="Segoe UI" w:hAnsi="Segoe UI"/>
+          <w:b/>
+          <w:i w:val="0"/>
+        </w:rPr>
+        <w:t>excluir</w:t>
+      </w:r>
+      <w:r>
+        <w:rPr>
+          <w:rFonts w:ascii="Segoe UI" w:hAnsi="Segoe UI"/>
+          <w:b w:val="0"/>
+          <w:i w:val="0"/>
+        </w:rPr>
+        <w:t xml:space="preserve">. Excluir só funciona em cadastro que nunca rodou: se já tem movimento — ou se é uma rota que já atende algum cliente — o sistema </w:t>
+      </w:r>
+      <w:r>
+        <w:rPr>
+          <w:rFonts w:ascii="Segoe UI" w:hAnsi="Segoe UI"/>
+          <w:b/>
+          <w:i w:val="0"/>
+        </w:rPr>
+        <w:t>desativa</w:t>
+      </w:r>
+      <w:r>
+        <w:rPr>
+          <w:rFonts w:ascii="Segoe UI" w:hAnsi="Segoe UI"/>
+          <w:b w:val="0"/>
+          <w:i w:val="0"/>
+        </w:rPr>
+        <w:t xml:space="preserve"> e avisa, porque apagar deixaria o histórico apontando para o vazio.</w:t>
+      </w:r>
     </w:p>
     <w:p>
       <w:pPr>

--- a/manual.docx
+++ b/manual.docx
@@ -1141,7 +1141,7 @@
           <w:b w:val="0"/>
           <w:i w:val="0"/>
         </w:rPr>
-        <w:t xml:space="preserve">Quando a carga sai de um </w:t>
+        <w:t xml:space="preserve">Saindo de um </w:t>
       </w:r>
       <w:r>
         <w:rPr>
@@ -1157,7 +1157,39 @@
           <w:b w:val="0"/>
           <w:i w:val="0"/>
         </w:rPr>
-        <w:t xml:space="preserve">, aparecem também </w:t>
+        <w:t xml:space="preserve"> a tela muda: no lugar de </w:t>
+      </w:r>
+      <w:r>
+        <w:rPr>
+          <w:rFonts w:ascii="Segoe UI" w:hAnsi="Segoe UI"/>
+          <w:b w:val="0"/>
+          <w:i/>
+        </w:rPr>
+        <w:t>Vai para</w:t>
+      </w:r>
+      <w:r>
+        <w:rPr>
+          <w:rFonts w:ascii="Segoe UI" w:hAnsi="Segoe UI"/>
+          <w:b w:val="0"/>
+          <w:i w:val="0"/>
+        </w:rPr>
+        <w:t xml:space="preserve"> aparece </w:t>
+      </w:r>
+      <w:r>
+        <w:rPr>
+          <w:rFonts w:ascii="Segoe UI" w:hAnsi="Segoe UI"/>
+          <w:b/>
+          <w:i w:val="0"/>
+        </w:rPr>
+        <w:t>Vai para a rota</w:t>
+      </w:r>
+      <w:r>
+        <w:rPr>
+          <w:rFonts w:ascii="Segoe UI" w:hAnsi="Segoe UI"/>
+          <w:b w:val="0"/>
+          <w:i w:val="0"/>
+        </w:rPr>
+        <w:t xml:space="preserve">, mais o </w:t>
       </w:r>
       <w:r>
         <w:rPr>
@@ -1173,39 +1205,7 @@
           <w:b w:val="0"/>
           <w:i w:val="0"/>
         </w:rPr>
-        <w:t xml:space="preserve">, </w:t>
-      </w:r>
-      <w:r>
-        <w:rPr>
-          <w:rFonts w:ascii="Segoe UI" w:hAnsi="Segoe UI"/>
-          <w:b/>
-          <w:i w:val="0"/>
-        </w:rPr>
-        <w:t>Placa do veículo</w:t>
-      </w:r>
-      <w:r>
-        <w:rPr>
-          <w:rFonts w:ascii="Segoe UI" w:hAnsi="Segoe UI"/>
-          <w:b w:val="0"/>
-          <w:i w:val="0"/>
-        </w:rPr>
-        <w:t xml:space="preserve"> e </w:t>
-      </w:r>
-      <w:r>
-        <w:rPr>
-          <w:rFonts w:ascii="Segoe UI" w:hAnsi="Segoe UI"/>
-          <w:b/>
-          <w:i w:val="0"/>
-        </w:rPr>
-        <w:t>Rota</w:t>
-      </w:r>
-      <w:r>
-        <w:rPr>
-          <w:rFonts w:ascii="Segoe UI" w:hAnsi="Segoe UI"/>
-          <w:b w:val="0"/>
-          <w:i w:val="0"/>
-        </w:rPr>
-        <w:t>, os três obrigatórios: é ali que a caixa entra em circulação, e é a última hora em que dá para registrar quem levou e por onde. A rota tem sugestão das cadastradas, mas aceita qualquer nome digitado — carga sem rota é pior do que rota escrita à mão.</w:t>
+        <w:t>. É que a carga não vai direto ao cliente — ela sobe no caminhão, e é o caminhão que passa a guardar a caixa até a entrega. Depois, saindo da rota, aí sim você escolhe o cliente.</w:t>
       </w:r>
     </w:p>
     <w:p>

--- a/manual.docx
+++ b/manual.docx
@@ -1068,34 +1068,10 @@
       <w:r>
         <w:rPr>
           <w:rFonts w:ascii="Segoe UI" w:hAnsi="Segoe UI"/>
-          <w:b/>
-          <w:i w:val="0"/>
-        </w:rPr>
-        <w:t>Sai de</w:t>
-      </w:r>
-      <w:r>
-        <w:rPr>
-          <w:rFonts w:ascii="Segoe UI" w:hAnsi="Segoe UI"/>
           <w:b w:val="0"/>
           <w:i w:val="0"/>
         </w:rPr>
-        <w:t xml:space="preserve"> (galpão, filial ou rota), </w:t>
-      </w:r>
-      <w:r>
-        <w:rPr>
-          <w:rFonts w:ascii="Segoe UI" w:hAnsi="Segoe UI"/>
-          <w:b/>
-          <w:i w:val="0"/>
-        </w:rPr>
-        <w:t>Vai para</w:t>
-      </w:r>
-      <w:r>
-        <w:rPr>
-          <w:rFonts w:ascii="Segoe UI" w:hAnsi="Segoe UI"/>
-          <w:b w:val="0"/>
-          <w:i w:val="0"/>
-        </w:rPr>
-        <w:t xml:space="preserve"> (o cliente), a </w:t>
+        <w:t xml:space="preserve">Na ordem da tela: </w:t>
       </w:r>
       <w:r>
         <w:rPr>
@@ -1111,7 +1087,39 @@
           <w:b w:val="0"/>
           <w:i w:val="0"/>
         </w:rPr>
-        <w:t xml:space="preserve"> e, se houver, o número do </w:t>
+        <w:t xml:space="preserve">, </w:t>
+      </w:r>
+      <w:r>
+        <w:rPr>
+          <w:rFonts w:ascii="Segoe UI" w:hAnsi="Segoe UI"/>
+          <w:b/>
+          <w:i w:val="0"/>
+        </w:rPr>
+        <w:t>Vai de</w:t>
+      </w:r>
+      <w:r>
+        <w:rPr>
+          <w:rFonts w:ascii="Segoe UI" w:hAnsi="Segoe UI"/>
+          <w:b w:val="0"/>
+          <w:i w:val="0"/>
+        </w:rPr>
+        <w:t xml:space="preserve"> (galpão, filial ou rota), para onde, o </w:t>
+      </w:r>
+      <w:r>
+        <w:rPr>
+          <w:rFonts w:ascii="Segoe UI" w:hAnsi="Segoe UI"/>
+          <w:b/>
+          <w:i w:val="0"/>
+        </w:rPr>
+        <w:t>Motorista</w:t>
+      </w:r>
+      <w:r>
+        <w:rPr>
+          <w:rFonts w:ascii="Segoe UI" w:hAnsi="Segoe UI"/>
+          <w:b w:val="0"/>
+          <w:i w:val="0"/>
+        </w:rPr>
+        <w:t xml:space="preserve"> quando for carga do galpão, e o </w:t>
       </w:r>
       <w:r>
         <w:rPr>
@@ -1127,7 +1135,7 @@
           <w:b w:val="0"/>
           <w:i w:val="0"/>
         </w:rPr>
-        <w:t>.</w:t>
+        <w:t xml:space="preserve"> por último, que é o único opcional.</w:t>
       </w:r>
     </w:p>
     <w:p>

--- a/manual.docx
+++ b/manual.docx
@@ -2850,7 +2850,49 @@
           <w:b w:val="0"/>
           <w:i w:val="0"/>
         </w:rPr>
-        <w:t>, pelo botão na lista — não se apaga. O histórico de movimentos aponta para o usuário, e apagar deixaria lançamento órfão. Inativo some das listas e não consegue mais entrar; reativar devolve o acesso.</w:t>
+        <w:t xml:space="preserve">, pelo botão na lista. Existe também </w:t>
+      </w:r>
+      <w:r>
+        <w:rPr>
+          <w:rFonts w:ascii="Segoe UI" w:hAnsi="Segoe UI"/>
+          <w:b/>
+          <w:i w:val="0"/>
+        </w:rPr>
+        <w:t>excluir</w:t>
+      </w:r>
+      <w:r>
+        <w:rPr>
+          <w:rFonts w:ascii="Segoe UI" w:hAnsi="Segoe UI"/>
+          <w:b w:val="0"/>
+          <w:i w:val="0"/>
+        </w:rPr>
+        <w:t>, mas ele só apaga de verdade quem nunca lançou nada: quem já tem movimento no histórico é desativado, porque o nome de quem contou é o que dá peso à divergência. Inativo some das listas e não consegue mais entrar; reativar devolve o acesso.</w:t>
+      </w:r>
+    </w:p>
+    <w:p>
+      <w:r>
+        <w:rPr>
+          <w:rFonts w:ascii="Segoe UI" w:hAnsi="Segoe UI"/>
+          <w:b w:val="0"/>
+          <w:i w:val="0"/>
+        </w:rPr>
+        <w:t xml:space="preserve">O </w:t>
+      </w:r>
+      <w:r>
+        <w:rPr>
+          <w:rFonts w:ascii="Segoe UI" w:hAnsi="Segoe UI"/>
+          <w:b/>
+          <w:i w:val="0"/>
+        </w:rPr>
+        <w:t>último administrador ativo</w:t>
+      </w:r>
+      <w:r>
+        <w:rPr>
+          <w:rFonts w:ascii="Segoe UI" w:hAnsi="Segoe UI"/>
+          <w:b w:val="0"/>
+          <w:i w:val="0"/>
+        </w:rPr>
+        <w:t xml:space="preserve"> não pode ser desativado nem excluído — nem por ele mesmo. Sem ele ninguém entra no painel, e a volta seria por SQL no banco.</w:t>
       </w:r>
     </w:p>
     <w:p>

--- a/manual.docx
+++ b/manual.docx
@@ -2757,6 +2757,76 @@
           <w:i w:val="0"/>
         </w:rPr>
         <w:t xml:space="preserve"> e avisa, porque apagar deixaria o histórico apontando para o vazio.</w:t>
+      </w:r>
+    </w:p>
+    <w:p>
+      <w:pPr>
+        <w:pStyle w:val="Heading2"/>
+      </w:pPr>
+      <w:r>
+        <w:t>Motoristas</w:t>
+      </w:r>
+    </w:p>
+    <w:p>
+      <w:r>
+        <w:rPr>
+          <w:rFonts w:ascii="Segoe UI" w:hAnsi="Segoe UI"/>
+          <w:b w:val="0"/>
+          <w:i w:val="0"/>
+        </w:rPr>
+        <w:t xml:space="preserve">Quem leva a carga, com telefone, CPF, número e categoria da </w:t>
+      </w:r>
+      <w:r>
+        <w:rPr>
+          <w:rFonts w:ascii="Segoe UI" w:hAnsi="Segoe UI"/>
+          <w:b/>
+          <w:i w:val="0"/>
+        </w:rPr>
+        <w:t>CNH</w:t>
+      </w:r>
+      <w:r>
+        <w:rPr>
+          <w:rFonts w:ascii="Segoe UI" w:hAnsi="Segoe UI"/>
+          <w:b w:val="0"/>
+          <w:i w:val="0"/>
+        </w:rPr>
+        <w:t>, validade e placa habitual. É essa lista que aparece para escolha na saída do galpão.</w:t>
+      </w:r>
+    </w:p>
+    <w:p>
+      <w:r>
+        <w:rPr>
+          <w:rFonts w:ascii="Segoe UI" w:hAnsi="Segoe UI"/>
+          <w:b w:val="0"/>
+          <w:i w:val="0"/>
+        </w:rPr>
+        <w:t xml:space="preserve">Cadastro separado dos </w:t>
+      </w:r>
+      <w:r>
+        <w:rPr>
+          <w:rFonts w:ascii="Segoe UI" w:hAnsi="Segoe UI"/>
+          <w:b w:val="0"/>
+          <w:i/>
+        </w:rPr>
+        <w:t>usuários</w:t>
+      </w:r>
+      <w:r>
+        <w:rPr>
+          <w:rFonts w:ascii="Segoe UI" w:hAnsi="Segoe UI"/>
+          <w:b w:val="0"/>
+          <w:i w:val="0"/>
+        </w:rPr>
+        <w:t xml:space="preserve"> de propósito: motorista é quem dirige, não quem usa o app. A maioria nunca vai fazer login, e criar conta com PIN para cada um seria inventar senha que ninguém usa.</w:t>
+      </w:r>
+    </w:p>
+    <w:p>
+      <w:r>
+        <w:rPr>
+          <w:rFonts w:ascii="Segoe UI" w:hAnsi="Segoe UI"/>
+          <w:b w:val="0"/>
+          <w:i w:val="0"/>
+        </w:rPr>
+        <w:t>A validade da CNH aparece em vermelho quando está vencida. O app não bloqueia a saída por isso — só mostra, para o escritório resolver.</w:t>
       </w:r>
     </w:p>
     <w:p>

--- a/manual.docx
+++ b/manual.docx
@@ -2757,6 +2757,98 @@
           <w:i w:val="0"/>
         </w:rPr>
         <w:t xml:space="preserve"> e avisa, porque apagar deixaria o histórico apontando para o vazio.</w:t>
+      </w:r>
+    </w:p>
+    <w:p>
+      <w:pPr>
+        <w:pStyle w:val="Heading2"/>
+      </w:pPr>
+      <w:r>
+        <w:t>Locais padrão</w:t>
+      </w:r>
+    </w:p>
+    <w:p>
+      <w:r>
+        <w:rPr>
+          <w:rFonts w:ascii="Segoe UI" w:hAnsi="Segoe UI"/>
+          <w:b w:val="0"/>
+          <w:i w:val="0"/>
+        </w:rPr>
+        <w:t xml:space="preserve">Onde a pessoa trabalha — </w:t>
+      </w:r>
+      <w:r>
+        <w:rPr>
+          <w:rFonts w:ascii="Segoe UI" w:hAnsi="Segoe UI"/>
+          <w:b w:val="0"/>
+          <w:i/>
+        </w:rPr>
+        <w:t>Escritório Central</w:t>
+      </w:r>
+      <w:r>
+        <w:rPr>
+          <w:rFonts w:ascii="Segoe UI" w:hAnsi="Segoe UI"/>
+          <w:b w:val="0"/>
+          <w:i w:val="0"/>
+        </w:rPr>
+        <w:t xml:space="preserve">, </w:t>
+      </w:r>
+      <w:r>
+        <w:rPr>
+          <w:rFonts w:ascii="Segoe UI" w:hAnsi="Segoe UI"/>
+          <w:b w:val="0"/>
+          <w:i/>
+        </w:rPr>
+        <w:t>Base Recife</w:t>
+      </w:r>
+      <w:r>
+        <w:rPr>
+          <w:rFonts w:ascii="Segoe UI" w:hAnsi="Segoe UI"/>
+          <w:b w:val="0"/>
+          <w:i w:val="0"/>
+        </w:rPr>
+        <w:t xml:space="preserve">. É o que aparece na coluna </w:t>
+      </w:r>
+      <w:r>
+        <w:rPr>
+          <w:rFonts w:ascii="Segoe UI" w:hAnsi="Segoe UI"/>
+          <w:b/>
+          <w:i w:val="0"/>
+        </w:rPr>
+        <w:t>Local padrão</w:t>
+      </w:r>
+      <w:r>
+        <w:rPr>
+          <w:rFonts w:ascii="Segoe UI" w:hAnsi="Segoe UI"/>
+          <w:b w:val="0"/>
+          <w:i w:val="0"/>
+        </w:rPr>
+        <w:t xml:space="preserve"> dos usuários.</w:t>
+      </w:r>
+    </w:p>
+    <w:p>
+      <w:r>
+        <w:rPr>
+          <w:rFonts w:ascii="Segoe UI" w:hAnsi="Segoe UI"/>
+          <w:b w:val="0"/>
+          <w:i w:val="0"/>
+        </w:rPr>
+        <w:t xml:space="preserve">Repare que é um cadastro </w:t>
+      </w:r>
+      <w:r>
+        <w:rPr>
+          <w:rFonts w:ascii="Segoe UI" w:hAnsi="Segoe UI"/>
+          <w:b/>
+          <w:i w:val="0"/>
+        </w:rPr>
+        <w:t>diferente</w:t>
+      </w:r>
+      <w:r>
+        <w:rPr>
+          <w:rFonts w:ascii="Segoe UI" w:hAnsi="Segoe UI"/>
+          <w:b w:val="0"/>
+          <w:i w:val="0"/>
+        </w:rPr>
+        <w:t xml:space="preserve"> de Locais e rotas. Lá ficam os nós que guardam caixa e têm saldo; aqui é só o posto de trabalho. Um escritório nunca vai segurar caixa, mas é onde alguém fica.</w:t>
       </w:r>
     </w:p>
     <w:p>

--- a/manual.docx
+++ b/manual.docx
@@ -613,15 +613,15 @@
           <w:b w:val="0"/>
           <w:i w:val="0"/>
         </w:rPr>
-        <w:t xml:space="preserve">Quem tem rota vinculada vê </w:t>
+        <w:t xml:space="preserve">As rotas aparecem nos seletores de </w:t>
       </w:r>
       <w:r>
         <w:rPr>
           <w:rFonts w:ascii="Segoe UI" w:hAnsi="Segoe UI"/>
-          <w:b/>
-          <w:i w:val="0"/>
-        </w:rPr>
-        <w:t>Rota de hoje</w:t>
+          <w:b w:val="0"/>
+          <w:i/>
+        </w:rPr>
+        <w:t>Vai de</w:t>
       </w:r>
       <w:r>
         <w:rPr>
@@ -629,7 +629,7 @@
           <w:b w:val="0"/>
           <w:i w:val="0"/>
         </w:rPr>
-        <w:t xml:space="preserve"> no topo. Escolhida a rota, </w:t>
+        <w:t xml:space="preserve"> e </w:t>
       </w:r>
       <w:r>
         <w:rPr>
@@ -637,7 +637,7 @@
           <w:b w:val="0"/>
           <w:i/>
         </w:rPr>
-        <w:t>Sai de</w:t>
+        <w:t>Recebidas em</w:t>
       </w:r>
       <w:r>
         <w:rPr>
@@ -645,23 +645,7 @@
           <w:b w:val="0"/>
           <w:i w:val="0"/>
         </w:rPr>
-        <w:t xml:space="preserve"> e </w:t>
-      </w:r>
-      <w:r>
-        <w:rPr>
-          <w:rFonts w:ascii="Segoe UI" w:hAnsi="Segoe UI"/>
-          <w:b w:val="0"/>
-          <w:i/>
-        </w:rPr>
-        <w:t>Recebidas em</w:t>
-      </w:r>
-      <w:r>
-        <w:rPr>
-          <w:rFonts w:ascii="Segoe UI" w:hAnsi="Segoe UI"/>
-          <w:b w:val="0"/>
-          <w:i w:val="0"/>
-        </w:rPr>
-        <w:t xml:space="preserve"> já vêm com o caminhão, e a lista de clientes fica só com os pontos daquela rota. A escolha fica salva no aparelho — não precisa repetir a cada tela.</w:t>
+        <w:t>, ao lado dos galpões e filiais — o caminhão é origem da entrega e destino da coleta. A escolha é feita em cada tela.</w:t>
       </w:r>
     </w:p>
     <w:p>
@@ -1103,7 +1087,7 @@
           <w:b w:val="0"/>
           <w:i w:val="0"/>
         </w:rPr>
-        <w:t xml:space="preserve"> (galpão, filial ou rota), para onde, o </w:t>
+        <w:t xml:space="preserve"> (galpão, filial ou rota), para onde, e o </w:t>
       </w:r>
       <w:r>
         <w:rPr>
@@ -1119,23 +1103,7 @@
           <w:b w:val="0"/>
           <w:i w:val="0"/>
         </w:rPr>
-        <w:t xml:space="preserve"> quando for carga do galpão, e o </w:t>
-      </w:r>
-      <w:r>
-        <w:rPr>
-          <w:rFonts w:ascii="Segoe UI" w:hAnsi="Segoe UI"/>
-          <w:b/>
-          <w:i w:val="0"/>
-        </w:rPr>
-        <w:t>Romaneio / NF</w:t>
-      </w:r>
-      <w:r>
-        <w:rPr>
-          <w:rFonts w:ascii="Segoe UI" w:hAnsi="Segoe UI"/>
-          <w:b w:val="0"/>
-          <w:i w:val="0"/>
-        </w:rPr>
-        <w:t xml:space="preserve"> por último, que é o único opcional.</w:t>
+        <w:t xml:space="preserve"> quando for carga do galpão.</w:t>
       </w:r>
     </w:p>
     <w:p>

--- a/manual.docx
+++ b/manual.docx
@@ -822,7 +822,7 @@
           <w:color w:val="3E4C58"/>
           <w:sz w:val="19"/>
         </w:rPr>
-        <w:t>Escolhe o nome na lista, digita o PIN, entra.</w:t>
+        <w:t>Escreve o nome e o PIN de 4 dígitos. Sem lista de nomes na tela.</w:t>
       </w:r>
     </w:p>
     <w:p>
@@ -868,7 +868,7 @@
           <w:color w:val="3E4C58"/>
           <w:sz w:val="19"/>
         </w:rPr>
-        <w:t>Mesmo login, com usuário de perfil ADMIN.</w:t>
+        <w:t>E-mail ou usuário, mais senha. Só perfil ADMIN e GALPÃO entram.</w:t>
       </w:r>
     </w:p>
     <w:p>
@@ -916,6 +916,188 @@
         </w:rPr>
         <w:t>Abre direto, sem login e sem senha. Cada cliente tem o seu código.</w:t>
       </w:r>
+    </w:p>
+    <w:p>
+      <w:pPr>
+        <w:pStyle w:val="Heading2"/>
+      </w:pPr>
+      <w:r>
+        <w:t>Por que o campo usa PIN e o escritório usa senha</w:t>
+      </w:r>
+    </w:p>
+    <w:p>
+      <w:r>
+        <w:rPr>
+          <w:rFonts w:ascii="Segoe UI" w:hAnsi="Segoe UI"/>
+          <w:b w:val="0"/>
+          <w:i w:val="0"/>
+        </w:rPr>
+        <w:t>Não é descuido: são dois usos diferentes. No galpão a pessoa lança de luva, com o celular numa mão e a caixa na outra, várias vezes por dia — digitar uma senha longa a cada vez atrasa a operação, e o que o PIN protege é só lançamento, que fica registrado com nome e hora e pode ser corrigido. Já o painel vê a operação inteira e mexe em cadastro; ali a senha longa se paga.</w:t>
+      </w:r>
+    </w:p>
+    <w:p>
+      <w:pPr>
+        <w:pStyle w:val="Heading2"/>
+      </w:pPr>
+      <w:r>
+        <w:t>Esqueci a senha do painel</w:t>
+      </w:r>
+    </w:p>
+    <w:p>
+      <w:r>
+        <w:rPr>
+          <w:rFonts w:ascii="Segoe UI" w:hAnsi="Segoe UI"/>
+          <w:b w:val="0"/>
+          <w:i w:val="0"/>
+        </w:rPr>
+        <w:t xml:space="preserve">Na tela de entrada, clique em </w:t>
+      </w:r>
+      <w:r>
+        <w:rPr>
+          <w:rFonts w:ascii="Segoe UI" w:hAnsi="Segoe UI"/>
+          <w:b/>
+          <w:i w:val="0"/>
+        </w:rPr>
+        <w:t>Primeiro acesso ou esqueci a senha</w:t>
+      </w:r>
+      <w:r>
+        <w:rPr>
+          <w:rFonts w:ascii="Segoe UI" w:hAnsi="Segoe UI"/>
+          <w:b w:val="0"/>
+          <w:i w:val="0"/>
+        </w:rPr>
+        <w:t xml:space="preserve">. Quem ainda nunca definiu senha prova quem é pelo </w:t>
+      </w:r>
+      <w:r>
+        <w:rPr>
+          <w:rFonts w:ascii="Segoe UI" w:hAnsi="Segoe UI"/>
+          <w:b/>
+          <w:i w:val="0"/>
+        </w:rPr>
+        <w:t>PIN</w:t>
+      </w:r>
+      <w:r>
+        <w:rPr>
+          <w:rFonts w:ascii="Segoe UI" w:hAnsi="Segoe UI"/>
+          <w:b w:val="0"/>
+          <w:i w:val="0"/>
+        </w:rPr>
+        <w:t xml:space="preserve">; quem já tem senha informa a </w:t>
+      </w:r>
+      <w:r>
+        <w:rPr>
+          <w:rFonts w:ascii="Segoe UI" w:hAnsi="Segoe UI"/>
+          <w:b/>
+          <w:i w:val="0"/>
+        </w:rPr>
+        <w:t>senha atual</w:t>
+      </w:r>
+      <w:r>
+        <w:rPr>
+          <w:rFonts w:ascii="Segoe UI" w:hAnsi="Segoe UI"/>
+          <w:b w:val="0"/>
+          <w:i w:val="0"/>
+        </w:rPr>
+        <w:t>. Nos dois casos a nova senha vale na hora.</w:t>
+      </w:r>
+    </w:p>
+    <w:p>
+      <w:r>
+        <w:rPr>
+          <w:rFonts w:ascii="Segoe UI" w:hAnsi="Segoe UI"/>
+          <w:b w:val="0"/>
+          <w:i w:val="0"/>
+        </w:rPr>
+        <w:t xml:space="preserve">Quem não tem nem um nem outro clica em </w:t>
+      </w:r>
+      <w:r>
+        <w:rPr>
+          <w:rFonts w:ascii="Segoe UI" w:hAnsi="Segoe UI"/>
+          <w:b/>
+          <w:i w:val="0"/>
+        </w:rPr>
+        <w:t>Pedir ajuda ao escritório</w:t>
+      </w:r>
+      <w:r>
+        <w:rPr>
+          <w:rFonts w:ascii="Segoe UI" w:hAnsi="Segoe UI"/>
+          <w:b w:val="0"/>
+          <w:i w:val="0"/>
+        </w:rPr>
+        <w:t xml:space="preserve">. O pedido aparece no painel, em </w:t>
+      </w:r>
+      <w:r>
+        <w:rPr>
+          <w:rFonts w:ascii="Segoe UI" w:hAnsi="Segoe UI"/>
+          <w:b/>
+          <w:i w:val="0"/>
+        </w:rPr>
+        <w:t>Cadastros → Pedidos de senha</w:t>
+      </w:r>
+      <w:r>
+        <w:rPr>
+          <w:rFonts w:ascii="Segoe UI" w:hAnsi="Segoe UI"/>
+          <w:b w:val="0"/>
+          <w:i w:val="0"/>
+        </w:rPr>
+        <w:t xml:space="preserve">, e o administrador cadastra uma senha nova em Usuários. </w:t>
+      </w:r>
+      <w:r>
+        <w:rPr>
+          <w:rFonts w:ascii="Segoe UI" w:hAnsi="Segoe UI"/>
+          <w:b w:val="0"/>
+          <w:i/>
+        </w:rPr>
+        <w:t>O app não envia e-mail</w:t>
+      </w:r>
+      <w:r>
+        <w:rPr>
+          <w:rFonts w:ascii="Segoe UI" w:hAnsi="Segoe UI"/>
+          <w:b w:val="0"/>
+          <w:i w:val="0"/>
+        </w:rPr>
+        <w:t xml:space="preserve"> — a senha nova é combinada pessoalmente, e depois disso o administrador marca o pedido como resolvido.</w:t>
+      </w:r>
+    </w:p>
+    <w:p>
+      <w:pPr>
+        <w:spacing w:after="40"/>
+        <w:pBdr>
+          <w:left w:val="single" w:sz="18" w:space="8" w:color="D9A300"/>
+        </w:pBdr>
+        <w:shd w:val="clear" w:fill="FFF8E6"/>
+      </w:pPr>
+      <w:r>
+        <w:rPr>
+          <w:rFonts w:ascii="Segoe UI" w:hAnsi="Segoe UI"/>
+          <w:b/>
+          <w:color w:val="8A6100"/>
+          <w:sz w:val="16"/>
+        </w:rPr>
+        <w:t>POR QUE NÃO DIZ SE O E-MAIL EXISTE</w:t>
+      </w:r>
+    </w:p>
+    <w:p>
+      <w:pPr>
+        <w:spacing w:after="80"/>
+        <w:pBdr>
+          <w:left w:val="single" w:sz="18" w:space="8" w:color="D9A300"/>
+        </w:pBdr>
+        <w:shd w:val="clear" w:fill="FFF8E6"/>
+      </w:pPr>
+      <w:r>
+        <w:rPr>
+          <w:rFonts w:ascii="Segoe UI" w:hAnsi="Segoe UI"/>
+          <w:b w:val="0"/>
+          <w:i w:val="0"/>
+        </w:rPr>
+        <w:t>O pedido responde a mesma coisa para qualquer texto digitado. Se dissesse “esse e-mail não existe”, qualquer pessoa poderia usar a tela para descobrir quem trabalha aqui.</w:t>
+      </w:r>
+    </w:p>
+    <w:p>
+      <w:pPr>
+        <w:spacing w:after="40"/>
+      </w:pPr>
     </w:p>
     <w:p>
       <w:pPr>
@@ -2954,7 +3136,7 @@
           <w:b w:val="0"/>
           <w:i w:val="0"/>
         </w:rPr>
-        <w:t>Nome, perfil, PIN e local padrão. Um PIN por pessoa, nunca um PIN de função compartilhado entre vários: é o nome de quem contou que dá peso à divergência.</w:t>
+        <w:t>Nome, e-mail, perfil, PIN e local padrão. O e-mail (ou o usuário) é o que a pessoa digita para entrar no painel; o PIN é o do celular. Um PIN por pessoa, nunca um PIN de função compartilhado entre vários: é o nome de quem contou que dá peso à divergência.</w:t>
       </w:r>
     </w:p>
     <w:p>
@@ -2997,6 +3179,72 @@
           <w:i w:val="0"/>
         </w:rPr>
         <w:t>, mas ele só apaga de verdade quem nunca lançou nada: quem já tem movimento no histórico é desativado, porque o nome de quem contou é o que dá peso à divergência. Inativo some das listas e não consegue mais entrar; reativar devolve o acesso.</w:t>
+      </w:r>
+    </w:p>
+    <w:p>
+      <w:pPr>
+        <w:pStyle w:val="Heading2"/>
+      </w:pPr>
+      <w:r>
+        <w:t>Pedidos de senha</w:t>
+      </w:r>
+    </w:p>
+    <w:p>
+      <w:r>
+        <w:rPr>
+          <w:rFonts w:ascii="Segoe UI" w:hAnsi="Segoe UI"/>
+          <w:b w:val="0"/>
+          <w:i w:val="0"/>
+        </w:rPr>
+        <w:t xml:space="preserve">Este cartão só aparece quando alguém pediu ajuda para entrar no painel. Cada linha mostra o que a pessoa digitou, quando pediu e a qual usuário aquilo corresponde — ou </w:t>
+      </w:r>
+      <w:r>
+        <w:rPr>
+          <w:rFonts w:ascii="Segoe UI" w:hAnsi="Segoe UI"/>
+          <w:b w:val="0"/>
+          <w:i/>
+        </w:rPr>
+        <w:t>não encontrado</w:t>
+      </w:r>
+      <w:r>
+        <w:rPr>
+          <w:rFonts w:ascii="Segoe UI" w:hAnsi="Segoe UI"/>
+          <w:b w:val="0"/>
+          <w:i w:val="0"/>
+        </w:rPr>
+        <w:t xml:space="preserve">, se não corresponder a ninguém cadastrado. Cadastre a senha nova em </w:t>
+      </w:r>
+      <w:r>
+        <w:rPr>
+          <w:rFonts w:ascii="Segoe UI" w:hAnsi="Segoe UI"/>
+          <w:b/>
+          <w:i w:val="0"/>
+        </w:rPr>
+        <w:t>Usuários</w:t>
+      </w:r>
+      <w:r>
+        <w:rPr>
+          <w:rFonts w:ascii="Segoe UI" w:hAnsi="Segoe UI"/>
+          <w:b w:val="0"/>
+          <w:i w:val="0"/>
+        </w:rPr>
+        <w:t xml:space="preserve">, avise a pessoa e depois clique em </w:t>
+      </w:r>
+      <w:r>
+        <w:rPr>
+          <w:rFonts w:ascii="Segoe UI" w:hAnsi="Segoe UI"/>
+          <w:b/>
+          <w:i w:val="0"/>
+        </w:rPr>
+        <w:t>marcar resolvido</w:t>
+      </w:r>
+      <w:r>
+        <w:rPr>
+          <w:rFonts w:ascii="Segoe UI" w:hAnsi="Segoe UI"/>
+          <w:b w:val="0"/>
+          <w:i w:val="0"/>
+        </w:rPr>
+        <w:t>.</w:t>
       </w:r>
     </w:p>
     <w:p>

--- a/manual.docx
+++ b/manual.docx
@@ -3033,6 +3033,48 @@
           <w:i w:val="0"/>
         </w:rPr>
         <w:t>, validade e placa habitual. É essa lista que aparece para escolha na saída do galpão.</w:t>
+      </w:r>
+    </w:p>
+    <w:p>
+      <w:r>
+        <w:rPr>
+          <w:rFonts w:ascii="Segoe UI" w:hAnsi="Segoe UI"/>
+          <w:b w:val="0"/>
+          <w:i w:val="0"/>
+        </w:rPr>
+        <w:t xml:space="preserve">Quem sai da empresa se </w:t>
+      </w:r>
+      <w:r>
+        <w:rPr>
+          <w:rFonts w:ascii="Segoe UI" w:hAnsi="Segoe UI"/>
+          <w:b/>
+          <w:i w:val="0"/>
+        </w:rPr>
+        <w:t>desativa</w:t>
+      </w:r>
+      <w:r>
+        <w:rPr>
+          <w:rFonts w:ascii="Segoe UI" w:hAnsi="Segoe UI"/>
+          <w:b w:val="0"/>
+          <w:i w:val="0"/>
+        </w:rPr>
+        <w:t xml:space="preserve"> pelo botão na lista: ele some da escolha de motorista na saída do galpão, mas o nome continua legível no cadastro e nas cargas que já levou. </w:t>
+      </w:r>
+      <w:r>
+        <w:rPr>
+          <w:rFonts w:ascii="Segoe UI" w:hAnsi="Segoe UI"/>
+          <w:b/>
+          <w:i w:val="0"/>
+        </w:rPr>
+        <w:t>Excluir</w:t>
+      </w:r>
+      <w:r>
+        <w:rPr>
+          <w:rFonts w:ascii="Segoe UI" w:hAnsi="Segoe UI"/>
+          <w:b w:val="0"/>
+          <w:i w:val="0"/>
+        </w:rPr>
+        <w:t xml:space="preserve"> apaga de vez — use só para quem foi cadastrado errado.</w:t>
       </w:r>
     </w:p>
     <w:p>

--- a/manual.docx
+++ b/manual.docx
@@ -621,7 +621,7 @@
           <w:b w:val="0"/>
           <w:i/>
         </w:rPr>
-        <w:t>Vai de</w:t>
+        <w:t>Saída</w:t>
       </w:r>
       <w:r>
         <w:rPr>
@@ -1261,7 +1261,7 @@
           <w:b/>
           <w:i w:val="0"/>
         </w:rPr>
-        <w:t>Vai de</w:t>
+        <w:t>Saída</w:t>
       </w:r>
       <w:r>
         <w:rPr>
@@ -1269,7 +1269,23 @@
           <w:b w:val="0"/>
           <w:i w:val="0"/>
         </w:rPr>
-        <w:t xml:space="preserve"> (galpão, filial ou rota), para onde, e o </w:t>
+        <w:t xml:space="preserve"> (galpão, filial ou rota), </w:t>
+      </w:r>
+      <w:r>
+        <w:rPr>
+          <w:rFonts w:ascii="Segoe UI" w:hAnsi="Segoe UI"/>
+          <w:b/>
+          <w:i w:val="0"/>
+        </w:rPr>
+        <w:t>Destino</w:t>
+      </w:r>
+      <w:r>
+        <w:rPr>
+          <w:rFonts w:ascii="Segoe UI" w:hAnsi="Segoe UI"/>
+          <w:b w:val="0"/>
+          <w:i w:val="0"/>
+        </w:rPr>
+        <w:t xml:space="preserve">, e o </w:t>
       </w:r>
       <w:r>
         <w:rPr>
@@ -1315,7 +1331,23 @@
           <w:b w:val="0"/>
           <w:i w:val="0"/>
         </w:rPr>
-        <w:t xml:space="preserve"> a tela muda: no lugar de </w:t>
+        <w:t xml:space="preserve"> a tela muda: o </w:t>
+      </w:r>
+      <w:r>
+        <w:rPr>
+          <w:rFonts w:ascii="Segoe UI" w:hAnsi="Segoe UI"/>
+          <w:b/>
+          <w:i w:val="0"/>
+        </w:rPr>
+        <w:t>Destino</w:t>
+      </w:r>
+      <w:r>
+        <w:rPr>
+          <w:rFonts w:ascii="Segoe UI" w:hAnsi="Segoe UI"/>
+          <w:b w:val="0"/>
+          <w:i w:val="0"/>
+        </w:rPr>
+        <w:t xml:space="preserve"> passa a listar as </w:t>
       </w:r>
       <w:r>
         <w:rPr>
@@ -1323,7 +1355,7 @@
           <w:b w:val="0"/>
           <w:i/>
         </w:rPr>
-        <w:t>Vai para</w:t>
+        <w:t>rotas</w:t>
       </w:r>
       <w:r>
         <w:rPr>
@@ -1331,23 +1363,7 @@
           <w:b w:val="0"/>
           <w:i w:val="0"/>
         </w:rPr>
-        <w:t xml:space="preserve"> aparece </w:t>
-      </w:r>
-      <w:r>
-        <w:rPr>
-          <w:rFonts w:ascii="Segoe UI" w:hAnsi="Segoe UI"/>
-          <w:b/>
-          <w:i w:val="0"/>
-        </w:rPr>
-        <w:t>Vai para a rota</w:t>
-      </w:r>
-      <w:r>
-        <w:rPr>
-          <w:rFonts w:ascii="Segoe UI" w:hAnsi="Segoe UI"/>
-          <w:b w:val="0"/>
-          <w:i w:val="0"/>
-        </w:rPr>
-        <w:t xml:space="preserve">, mais o </w:t>
+        <w:t xml:space="preserve"> em vez dos clientes, e aparece o </w:t>
       </w:r>
       <w:r>
         <w:rPr>

--- a/manual.docx
+++ b/manual.docx
@@ -1380,6 +1380,52 @@
           <w:i w:val="0"/>
         </w:rPr>
         <w:t>. É que a carga não vai direto ao cliente — ela sobe no caminhão, e é o caminhão que passa a guardar a caixa até a entrega. Depois, saindo da rota, aí sim você escolhe o cliente.</w:t>
+      </w:r>
+    </w:p>
+    <w:p>
+      <w:pPr>
+        <w:spacing w:after="120"/>
+        <w:ind w:left="907"/>
+      </w:pPr>
+      <w:r>
+        <w:rPr>
+          <w:rFonts w:ascii="Segoe UI" w:hAnsi="Segoe UI"/>
+          <w:b w:val="0"/>
+          <w:i w:val="0"/>
+        </w:rPr>
+        <w:t xml:space="preserve">O </w:t>
+      </w:r>
+      <w:r>
+        <w:rPr>
+          <w:rFonts w:ascii="Segoe UI" w:hAnsi="Segoe UI"/>
+          <w:b/>
+          <w:i w:val="0"/>
+        </w:rPr>
+        <w:t>Motorista</w:t>
+      </w:r>
+      <w:r>
+        <w:rPr>
+          <w:rFonts w:ascii="Segoe UI" w:hAnsi="Segoe UI"/>
+          <w:b w:val="0"/>
+          <w:i w:val="0"/>
+        </w:rPr>
+        <w:t xml:space="preserve"> é lista fechada, não campo de digitar: nome escrito à mão vira grafia diferente do mesmo motorista, e o extrato passa a mostrar duas pessoas onde há uma. Quem vai levar a carga e não aparece na lista precisa ser cadastrado antes, em </w:t>
+      </w:r>
+      <w:r>
+        <w:rPr>
+          <w:rFonts w:ascii="Segoe UI" w:hAnsi="Segoe UI"/>
+          <w:b/>
+          <w:i w:val="0"/>
+        </w:rPr>
+        <w:t>Cadastros → Motoristas</w:t>
+      </w:r>
+      <w:r>
+        <w:rPr>
+          <w:rFonts w:ascii="Segoe UI" w:hAnsi="Segoe UI"/>
+          <w:b w:val="0"/>
+          <w:i w:val="0"/>
+        </w:rPr>
+        <w:t>.</w:t>
       </w:r>
     </w:p>
     <w:p>
@@ -3049,6 +3095,32 @@
           <w:i w:val="0"/>
         </w:rPr>
         <w:t>, validade e placa habitual. É essa lista que aparece para escolha na saída do galpão.</w:t>
+      </w:r>
+    </w:p>
+    <w:p>
+      <w:r>
+        <w:rPr>
+          <w:rFonts w:ascii="Segoe UI" w:hAnsi="Segoe UI"/>
+          <w:b w:val="0"/>
+          <w:i w:val="0"/>
+        </w:rPr>
+        <w:t xml:space="preserve">Cadastrar aqui é </w:t>
+      </w:r>
+      <w:r>
+        <w:rPr>
+          <w:rFonts w:ascii="Segoe UI" w:hAnsi="Segoe UI"/>
+          <w:b/>
+          <w:i w:val="0"/>
+        </w:rPr>
+        <w:t>pré-requisito para a saída do galpão</w:t>
+      </w:r>
+      <w:r>
+        <w:rPr>
+          <w:rFonts w:ascii="Segoe UI" w:hAnsi="Segoe UI"/>
+          <w:b w:val="0"/>
+          <w:i w:val="0"/>
+        </w:rPr>
+        <w:t>: no celular o motorista se escolhe numa lista fechada, e quem não estiver cadastrado não pode ser lançado.</w:t>
       </w:r>
     </w:p>
     <w:p>

--- a/manual.docx
+++ b/manual.docx
@@ -3257,6 +3257,40 @@
       </w:pPr>
       <w:r>
         <w:t>Usuários</w:t>
+      </w:r>
+    </w:p>
+    <w:p>
+      <w:r>
+        <w:rPr>
+          <w:rFonts w:ascii="Segoe UI" w:hAnsi="Segoe UI"/>
+          <w:b/>
+          <w:i w:val="0"/>
+        </w:rPr>
+        <w:t>Pode entrar no painel?</w:t>
+      </w:r>
+      <w:r>
+        <w:rPr>
+          <w:rFonts w:ascii="Segoe UI" w:hAnsi="Segoe UI"/>
+          <w:b w:val="0"/>
+          <w:i w:val="0"/>
+        </w:rPr>
+        <w:t xml:space="preserve"> decide, pessoa por pessoa, quem abre o endereço do escritório. Antes isso vinha do perfil: todo GALPAO entrava. Agora um conferente pode lançar no celular sem ver os números da operação, e um promotor pode ver os números sem virar administrador. Quem fica sem acesso continua usando o app de campo normalmente. </w:t>
+      </w:r>
+      <w:r>
+        <w:rPr>
+          <w:rFonts w:ascii="Segoe UI" w:hAnsi="Segoe UI"/>
+          <w:b w:val="0"/>
+          <w:i/>
+        </w:rPr>
+        <w:t>Administrador entra sempre</w:t>
+      </w:r>
+      <w:r>
+        <w:rPr>
+          <w:rFonts w:ascii="Segoe UI" w:hAnsi="Segoe UI"/>
+          <w:b w:val="0"/>
+          <w:i w:val="0"/>
+        </w:rPr>
+        <w:t xml:space="preserve"> — a opção fica travada para ele, senão daria para trancar o último administrador do lado de fora.</w:t>
       </w:r>
     </w:p>
     <w:p>

--- a/manual.docx
+++ b/manual.docx
@@ -3249,6 +3249,32 @@
           <w:i w:val="0"/>
         </w:rPr>
         <w:t>. Mantenha a lista curta — ela é escolhida no celular, com pressa.</w:t>
+      </w:r>
+    </w:p>
+    <w:p>
+      <w:r>
+        <w:rPr>
+          <w:rFonts w:ascii="Segoe UI" w:hAnsi="Segoe UI"/>
+          <w:b w:val="0"/>
+          <w:i w:val="0"/>
+        </w:rPr>
+        <w:t xml:space="preserve">Cada quadro desta aba </w:t>
+      </w:r>
+      <w:r>
+        <w:rPr>
+          <w:rFonts w:ascii="Segoe UI" w:hAnsi="Segoe UI"/>
+          <w:b/>
+          <w:i w:val="0"/>
+        </w:rPr>
+        <w:t>abre e fecha no clique do título</w:t>
+      </w:r>
+      <w:r>
+        <w:rPr>
+          <w:rFonts w:ascii="Segoe UI" w:hAnsi="Segoe UI"/>
+          <w:b w:val="0"/>
+          <w:i w:val="0"/>
+        </w:rPr>
+        <w:t>, e começa fechado — seis cadastros abertos ao mesmo tempo deixam o que você procura a três rolagens de distância. O número ao lado do nome diz quantos itens há dentro, então quadro fechado não se confunde com cadastro vazio. O que você abrir continua aberto na próxima visita, neste mesmo navegador.</w:t>
       </w:r>
     </w:p>
     <w:p>

--- a/manual.docx
+++ b/manual.docx
@@ -3328,6 +3328,170 @@
         </w:rPr>
         <w:t>Nome, e-mail, perfil, PIN e local padrão. O e-mail (ou o usuário) é o que a pessoa digita para entrar no painel; o PIN é o do celular. Um PIN por pessoa, nunca um PIN de função compartilhado entre vários: é o nome de quem contou que dá peso à divergência.</w:t>
       </w:r>
+    </w:p>
+    <w:p>
+      <w:pPr>
+        <w:pStyle w:val="Heading3"/>
+      </w:pPr>
+      <w:r>
+        <w:t>Onde cada um pode lançar</w:t>
+      </w:r>
+    </w:p>
+    <w:p>
+      <w:r>
+        <w:rPr>
+          <w:rFonts w:ascii="Segoe UI" w:hAnsi="Segoe UI"/>
+          <w:b w:val="0"/>
+          <w:i w:val="0"/>
+        </w:rPr>
+        <w:t xml:space="preserve">No cadastro do usuário, dois quadros de marcar decidem quais locais aparecem no celular daquela pessoa: </w:t>
+      </w:r>
+      <w:r>
+        <w:rPr>
+          <w:rFonts w:ascii="Segoe UI" w:hAnsi="Segoe UI"/>
+          <w:b/>
+          <w:i w:val="0"/>
+        </w:rPr>
+        <w:t>Saída</w:t>
+      </w:r>
+      <w:r>
+        <w:rPr>
+          <w:rFonts w:ascii="Segoe UI" w:hAnsi="Segoe UI"/>
+          <w:b w:val="0"/>
+          <w:i w:val="0"/>
+        </w:rPr>
+        <w:t xml:space="preserve"> (de onde as caixas saem) e </w:t>
+      </w:r>
+      <w:r>
+        <w:rPr>
+          <w:rFonts w:ascii="Segoe UI" w:hAnsi="Segoe UI"/>
+          <w:b/>
+          <w:i w:val="0"/>
+        </w:rPr>
+        <w:t>Destino</w:t>
+      </w:r>
+      <w:r>
+        <w:rPr>
+          <w:rFonts w:ascii="Segoe UI" w:hAnsi="Segoe UI"/>
+          <w:b w:val="0"/>
+          <w:i w:val="0"/>
+        </w:rPr>
+        <w:t xml:space="preserve"> (para onde vão). </w:t>
+      </w:r>
+      <w:r>
+        <w:rPr>
+          <w:rFonts w:ascii="Segoe UI" w:hAnsi="Segoe UI"/>
+          <w:b/>
+          <w:i w:val="0"/>
+        </w:rPr>
+        <w:t>Nada marcado quer dizer todos</w:t>
+      </w:r>
+      <w:r>
+        <w:rPr>
+          <w:rFonts w:ascii="Segoe UI" w:hAnsi="Segoe UI"/>
+          <w:b w:val="0"/>
+          <w:i w:val="0"/>
+        </w:rPr>
+        <w:t xml:space="preserve"> — marque só para restringir. Quem tiver um único local liberado já encontra o campo preenchido, sem precisar escolher.</w:t>
+      </w:r>
+    </w:p>
+    <w:p>
+      <w:r>
+        <w:rPr>
+          <w:rFonts w:ascii="Segoe UI" w:hAnsi="Segoe UI"/>
+          <w:b w:val="0"/>
+          <w:i w:val="0"/>
+        </w:rPr>
+        <w:t xml:space="preserve">Na devolução os papéis se invertem, porque é o caminho de volta: quem devolve vem da lista de </w:t>
+      </w:r>
+      <w:r>
+        <w:rPr>
+          <w:rFonts w:ascii="Segoe UI" w:hAnsi="Segoe UI"/>
+          <w:b w:val="0"/>
+          <w:i/>
+        </w:rPr>
+        <w:t>Destino</w:t>
+      </w:r>
+      <w:r>
+        <w:rPr>
+          <w:rFonts w:ascii="Segoe UI" w:hAnsi="Segoe UI"/>
+          <w:b w:val="0"/>
+          <w:i w:val="0"/>
+        </w:rPr>
+        <w:t xml:space="preserve">, e quem recebe vem da de </w:t>
+      </w:r>
+      <w:r>
+        <w:rPr>
+          <w:rFonts w:ascii="Segoe UI" w:hAnsi="Segoe UI"/>
+          <w:b w:val="0"/>
+          <w:i/>
+        </w:rPr>
+        <w:t>Saída</w:t>
+      </w:r>
+      <w:r>
+        <w:rPr>
+          <w:rFonts w:ascii="Segoe UI" w:hAnsi="Segoe UI"/>
+          <w:b w:val="0"/>
+          <w:i w:val="0"/>
+        </w:rPr>
+        <w:t>.</w:t>
+      </w:r>
+    </w:p>
+    <w:p>
+      <w:pPr>
+        <w:spacing w:after="40"/>
+        <w:pBdr>
+          <w:left w:val="single" w:sz="18" w:space="8" w:color="D9A300"/>
+        </w:pBdr>
+        <w:shd w:val="clear" w:fill="FFF8E6"/>
+      </w:pPr>
+      <w:r>
+        <w:rPr>
+          <w:rFonts w:ascii="Segoe UI" w:hAnsi="Segoe UI"/>
+          <w:b/>
+          <w:color w:val="8A6100"/>
+          <w:sz w:val="16"/>
+        </w:rPr>
+        <w:t>DEPOIS DE MUDAR</w:t>
+      </w:r>
+    </w:p>
+    <w:p>
+      <w:pPr>
+        <w:spacing w:after="80"/>
+        <w:pBdr>
+          <w:left w:val="single" w:sz="18" w:space="8" w:color="D9A300"/>
+        </w:pBdr>
+        <w:shd w:val="clear" w:fill="FFF8E6"/>
+      </w:pPr>
+      <w:r>
+        <w:rPr>
+          <w:rFonts w:ascii="Segoe UI" w:hAnsi="Segoe UI"/>
+          <w:b w:val="0"/>
+          <w:i w:val="0"/>
+        </w:rPr>
+        <w:t xml:space="preserve">A pessoa precisa </w:t>
+      </w:r>
+      <w:r>
+        <w:rPr>
+          <w:rFonts w:ascii="Segoe UI" w:hAnsi="Segoe UI"/>
+          <w:b/>
+          <w:i w:val="0"/>
+        </w:rPr>
+        <w:t>sair e entrar de novo</w:t>
+      </w:r>
+      <w:r>
+        <w:rPr>
+          <w:rFonts w:ascii="Segoe UI" w:hAnsi="Segoe UI"/>
+          <w:b w:val="0"/>
+          <w:i w:val="0"/>
+        </w:rPr>
+        <w:t xml:space="preserve"> no app de campo. As permissões viajam no login, então quem está com o app aberto continua vendo a lista antiga.</w:t>
+      </w:r>
+    </w:p>
+    <w:p>
+      <w:pPr>
+        <w:spacing w:after="40"/>
+      </w:pPr>
     </w:p>
     <w:p>
       <w:r>

--- a/manual.docx
+++ b/manual.docx
@@ -3095,6 +3095,40 @@
           <w:i w:val="0"/>
         </w:rPr>
         <w:t>, validade e placa habitual. É essa lista que aparece para escolha na saída do galpão.</w:t>
+      </w:r>
+    </w:p>
+    <w:p>
+      <w:r>
+        <w:rPr>
+          <w:rFonts w:ascii="Segoe UI" w:hAnsi="Segoe UI"/>
+          <w:b/>
+          <w:i w:val="0"/>
+        </w:rPr>
+        <w:t>Rotas que atende:</w:t>
+      </w:r>
+      <w:r>
+        <w:rPr>
+          <w:rFonts w:ascii="Segoe UI" w:hAnsi="Segoe UI"/>
+          <w:b w:val="0"/>
+          <w:i w:val="0"/>
+        </w:rPr>
+        <w:t xml:space="preserve"> marque as rotas de cada motorista e o celular passa a oferecer só quem atende a rota escolhida na saída. </w:t>
+      </w:r>
+      <w:r>
+        <w:rPr>
+          <w:rFonts w:ascii="Segoe UI" w:hAnsi="Segoe UI"/>
+          <w:b/>
+          <w:i w:val="0"/>
+        </w:rPr>
+        <w:t>Nada marcado quer dizer todas</w:t>
+      </w:r>
+      <w:r>
+        <w:rPr>
+          <w:rFonts w:ascii="Segoe UI" w:hAnsi="Segoe UI"/>
+          <w:b w:val="0"/>
+          <w:i w:val="0"/>
+        </w:rPr>
+        <w:t xml:space="preserve"> — ele aparece em qualquer rota. Se a rota escolhida não tiver ninguém atribuído, a lista volta a mostrar todos: melhor oferecer todo mundo do que travar a saída porque faltou um cadastro. Sobrando um único motorista, ele já vem preenchido.</w:t>
       </w:r>
     </w:p>
     <w:p>

--- a/manual.docx
+++ b/manual.docx
@@ -3326,6 +3326,56 @@
           <w:b/>
           <w:i w:val="0"/>
         </w:rPr>
+        <w:t>Perfis:</w:t>
+      </w:r>
+      <w:r>
+        <w:rPr>
+          <w:rFonts w:ascii="Segoe UI" w:hAnsi="Segoe UI"/>
+          <w:b w:val="0"/>
+          <w:i w:val="0"/>
+        </w:rPr>
+        <w:t xml:space="preserve"> ADMIN faz os cadastros e as correções. CONFERENTE confere a devolução na chegada do galpão. GESTOR, GERENTE, MOTORISTA e PROMOTOR contam na rua — a contagem deles nasce </w:t>
+      </w:r>
+      <w:r>
+        <w:rPr>
+          <w:rFonts w:ascii="Segoe UI" w:hAnsi="Segoe UI"/>
+          <w:b w:val="0"/>
+          <w:i w:val="0"/>
+        </w:rPr>
+        <w:t>AGUARDANDO</w:t>
+      </w:r>
+      <w:r>
+        <w:rPr>
+          <w:rFonts w:ascii="Segoe UI" w:hAnsi="Segoe UI"/>
+          <w:b w:val="0"/>
+          <w:i w:val="0"/>
+        </w:rPr>
+        <w:t xml:space="preserve"> e só vira saldo depois da conferência. Quem entra no painel não depende mais do perfil: é a chave </w:t>
+      </w:r>
+      <w:r>
+        <w:rPr>
+          <w:rFonts w:ascii="Segoe UI" w:hAnsi="Segoe UI"/>
+          <w:b w:val="0"/>
+          <w:i/>
+        </w:rPr>
+        <w:t>Pode entrar no painel?</w:t>
+      </w:r>
+      <w:r>
+        <w:rPr>
+          <w:rFonts w:ascii="Segoe UI" w:hAnsi="Segoe UI"/>
+          <w:b w:val="0"/>
+          <w:i w:val="0"/>
+        </w:rPr>
+        <w:t>, usuário por usuário.</w:t>
+      </w:r>
+    </w:p>
+    <w:p>
+      <w:r>
+        <w:rPr>
+          <w:rFonts w:ascii="Segoe UI" w:hAnsi="Segoe UI"/>
+          <w:b/>
+          <w:i w:val="0"/>
+        </w:rPr>
         <w:t>Pode entrar no painel?</w:t>
       </w:r>
       <w:r>
@@ -4223,6 +4273,40 @@
         <w:t>Quem vê o quê</w:t>
       </w:r>
     </w:p>
+    <w:p>
+      <w:r>
+        <w:rPr>
+          <w:rFonts w:ascii="Segoe UI" w:hAnsi="Segoe UI"/>
+          <w:b/>
+          <w:i w:val="0"/>
+        </w:rPr>
+        <w:t>chave</w:t>
+      </w:r>
+      <w:r>
+        <w:rPr>
+          <w:rFonts w:ascii="Segoe UI" w:hAnsi="Segoe UI"/>
+          <w:b w:val="0"/>
+          <w:i w:val="0"/>
+        </w:rPr>
+        <w:t xml:space="preserve"> = depende do </w:t>
+      </w:r>
+      <w:r>
+        <w:rPr>
+          <w:rFonts w:ascii="Segoe UI" w:hAnsi="Segoe UI"/>
+          <w:b w:val="0"/>
+          <w:i/>
+        </w:rPr>
+        <w:t>Pode entrar no painel?</w:t>
+      </w:r>
+      <w:r>
+        <w:rPr>
+          <w:rFonts w:ascii="Segoe UI" w:hAnsi="Segoe UI"/>
+          <w:b w:val="0"/>
+          <w:i w:val="0"/>
+        </w:rPr>
+        <w:t xml:space="preserve"> no cadastro daquela pessoa. ADMIN entra sempre e não lança movimento — quem corrige não deve ser quem conta.</w:t>
+      </w:r>
+    </w:p>
     <w:tbl>
       <w:tblPr>
         <w:tblStyle w:val="TableGrid"/>
@@ -4355,7 +4439,7 @@
                 <w:color w:val="63737E"/>
                 <w:sz w:val="17"/>
               </w:rPr>
-              <w:t>LANÇAR E CADASTRAR</w:t>
+              <w:t>CADASTROS E CORREÇÕES</w:t>
             </w:r>
           </w:p>
         </w:tc>
@@ -4466,7 +4550,7 @@
                 <w:b w:val="0"/>
                 <w:i w:val="0"/>
               </w:rPr>
-              <w:t>—</w:t>
+              <w:t>chave</w:t>
             </w:r>
           </w:p>
         </w:tc>
@@ -4595,7 +4679,7 @@
                 <w:b w:val="0"/>
                 <w:i w:val="0"/>
               </w:rPr>
-              <w:t>—</w:t>
+              <w:t>chave</w:t>
             </w:r>
           </w:p>
         </w:tc>
@@ -4634,7 +4718,265 @@
                 <w:i w:val="0"/>
                 <w:sz w:val="19"/>
               </w:rPr>
-              <w:t>GALPAO</w:t>
+              <w:t>GESTOR</w:t>
+            </w:r>
+          </w:p>
+        </w:tc>
+        <w:tc>
+          <w:tcPr>
+            <w:tcW w:type="dxa" w:w="1345"/>
+          </w:tcPr>
+          <w:p>
+            <w:pPr>
+              <w:spacing w:after="40"/>
+            </w:pPr>
+            <w:r>
+              <w:rPr>
+                <w:rFonts w:ascii="Segoe UI" w:hAnsi="Segoe UI"/>
+                <w:b w:val="0"/>
+                <w:i w:val="0"/>
+              </w:rPr>
+              <w:t>sim</w:t>
+            </w:r>
+          </w:p>
+        </w:tc>
+        <w:tc>
+          <w:tcPr>
+            <w:tcW w:type="dxa" w:w="1345"/>
+          </w:tcPr>
+          <w:p>
+            <w:pPr>
+              <w:spacing w:after="40"/>
+            </w:pPr>
+            <w:r>
+              <w:rPr>
+                <w:rFonts w:ascii="Segoe UI" w:hAnsi="Segoe UI"/>
+                <w:b w:val="0"/>
+                <w:i w:val="0"/>
+              </w:rPr>
+              <w:t>sim</w:t>
+            </w:r>
+          </w:p>
+        </w:tc>
+        <w:tc>
+          <w:tcPr>
+            <w:tcW w:type="dxa" w:w="1345"/>
+          </w:tcPr>
+          <w:p>
+            <w:pPr>
+              <w:spacing w:after="40"/>
+            </w:pPr>
+            <w:r>
+              <w:rPr>
+                <w:rFonts w:ascii="Segoe UI" w:hAnsi="Segoe UI"/>
+                <w:b w:val="0"/>
+                <w:i w:val="0"/>
+              </w:rPr>
+              <w:t>—</w:t>
+            </w:r>
+          </w:p>
+        </w:tc>
+        <w:tc>
+          <w:tcPr>
+            <w:tcW w:type="dxa" w:w="1345"/>
+          </w:tcPr>
+          <w:p>
+            <w:pPr>
+              <w:spacing w:after="40"/>
+            </w:pPr>
+            <w:r>
+              <w:rPr>
+                <w:rFonts w:ascii="Segoe UI" w:hAnsi="Segoe UI"/>
+                <w:b w:val="0"/>
+                <w:i w:val="0"/>
+              </w:rPr>
+              <w:t>sim</w:t>
+            </w:r>
+          </w:p>
+        </w:tc>
+        <w:tc>
+          <w:tcPr>
+            <w:tcW w:type="dxa" w:w="1345"/>
+          </w:tcPr>
+          <w:p>
+            <w:pPr>
+              <w:spacing w:after="40"/>
+            </w:pPr>
+            <w:r>
+              <w:rPr>
+                <w:rFonts w:ascii="Segoe UI" w:hAnsi="Segoe UI"/>
+                <w:b w:val="0"/>
+                <w:i w:val="0"/>
+              </w:rPr>
+              <w:t>chave</w:t>
+            </w:r>
+          </w:p>
+        </w:tc>
+        <w:tc>
+          <w:tcPr>
+            <w:tcW w:type="dxa" w:w="1345"/>
+          </w:tcPr>
+          <w:p>
+            <w:pPr>
+              <w:spacing w:after="40"/>
+            </w:pPr>
+            <w:r>
+              <w:rPr>
+                <w:rFonts w:ascii="Segoe UI" w:hAnsi="Segoe UI"/>
+                <w:b w:val="0"/>
+                <w:i w:val="0"/>
+              </w:rPr>
+              <w:t>—</w:t>
+            </w:r>
+          </w:p>
+        </w:tc>
+      </w:tr>
+      <w:tr>
+        <w:tc>
+          <w:tcPr>
+            <w:tcW w:type="dxa" w:w="1345"/>
+          </w:tcPr>
+          <w:p>
+            <w:pPr>
+              <w:spacing w:after="40"/>
+            </w:pPr>
+            <w:r>
+              <w:rPr>
+                <w:rFonts w:ascii="Consolas" w:hAnsi="Consolas"/>
+                <w:b w:val="0"/>
+                <w:i w:val="0"/>
+                <w:sz w:val="19"/>
+              </w:rPr>
+              <w:t>GERENTE</w:t>
+            </w:r>
+          </w:p>
+        </w:tc>
+        <w:tc>
+          <w:tcPr>
+            <w:tcW w:type="dxa" w:w="1345"/>
+          </w:tcPr>
+          <w:p>
+            <w:pPr>
+              <w:spacing w:after="40"/>
+            </w:pPr>
+            <w:r>
+              <w:rPr>
+                <w:rFonts w:ascii="Segoe UI" w:hAnsi="Segoe UI"/>
+                <w:b w:val="0"/>
+                <w:i w:val="0"/>
+              </w:rPr>
+              <w:t>sim</w:t>
+            </w:r>
+          </w:p>
+        </w:tc>
+        <w:tc>
+          <w:tcPr>
+            <w:tcW w:type="dxa" w:w="1345"/>
+          </w:tcPr>
+          <w:p>
+            <w:pPr>
+              <w:spacing w:after="40"/>
+            </w:pPr>
+            <w:r>
+              <w:rPr>
+                <w:rFonts w:ascii="Segoe UI" w:hAnsi="Segoe UI"/>
+                <w:b w:val="0"/>
+                <w:i w:val="0"/>
+              </w:rPr>
+              <w:t>sim</w:t>
+            </w:r>
+          </w:p>
+        </w:tc>
+        <w:tc>
+          <w:tcPr>
+            <w:tcW w:type="dxa" w:w="1345"/>
+          </w:tcPr>
+          <w:p>
+            <w:pPr>
+              <w:spacing w:after="40"/>
+            </w:pPr>
+            <w:r>
+              <w:rPr>
+                <w:rFonts w:ascii="Segoe UI" w:hAnsi="Segoe UI"/>
+                <w:b w:val="0"/>
+                <w:i w:val="0"/>
+              </w:rPr>
+              <w:t>—</w:t>
+            </w:r>
+          </w:p>
+        </w:tc>
+        <w:tc>
+          <w:tcPr>
+            <w:tcW w:type="dxa" w:w="1345"/>
+          </w:tcPr>
+          <w:p>
+            <w:pPr>
+              <w:spacing w:after="40"/>
+            </w:pPr>
+            <w:r>
+              <w:rPr>
+                <w:rFonts w:ascii="Segoe UI" w:hAnsi="Segoe UI"/>
+                <w:b w:val="0"/>
+                <w:i w:val="0"/>
+              </w:rPr>
+              <w:t>sim</w:t>
+            </w:r>
+          </w:p>
+        </w:tc>
+        <w:tc>
+          <w:tcPr>
+            <w:tcW w:type="dxa" w:w="1345"/>
+          </w:tcPr>
+          <w:p>
+            <w:pPr>
+              <w:spacing w:after="40"/>
+            </w:pPr>
+            <w:r>
+              <w:rPr>
+                <w:rFonts w:ascii="Segoe UI" w:hAnsi="Segoe UI"/>
+                <w:b w:val="0"/>
+                <w:i w:val="0"/>
+              </w:rPr>
+              <w:t>chave</w:t>
+            </w:r>
+          </w:p>
+        </w:tc>
+        <w:tc>
+          <w:tcPr>
+            <w:tcW w:type="dxa" w:w="1345"/>
+          </w:tcPr>
+          <w:p>
+            <w:pPr>
+              <w:spacing w:after="40"/>
+            </w:pPr>
+            <w:r>
+              <w:rPr>
+                <w:rFonts w:ascii="Segoe UI" w:hAnsi="Segoe UI"/>
+                <w:b w:val="0"/>
+                <w:i w:val="0"/>
+              </w:rPr>
+              <w:t>—</w:t>
+            </w:r>
+          </w:p>
+        </w:tc>
+      </w:tr>
+      <w:tr>
+        <w:tc>
+          <w:tcPr>
+            <w:tcW w:type="dxa" w:w="1345"/>
+          </w:tcPr>
+          <w:p>
+            <w:pPr>
+              <w:spacing w:after="40"/>
+            </w:pPr>
+            <w:r>
+              <w:rPr>
+                <w:rFonts w:ascii="Consolas" w:hAnsi="Consolas"/>
+                <w:b w:val="0"/>
+                <w:i w:val="0"/>
+                <w:sz w:val="19"/>
+              </w:rPr>
+              <w:t>CONFERENTE</w:t>
             </w:r>
           </w:p>
         </w:tc>
@@ -4724,7 +5066,7 @@
                 <w:b w:val="0"/>
                 <w:i w:val="0"/>
               </w:rPr>
-              <w:t>sim</w:t>
+              <w:t>chave</w:t>
             </w:r>
           </w:p>
         </w:tc>
@@ -4781,7 +5123,25 @@
                 <w:b w:val="0"/>
                 <w:i w:val="0"/>
               </w:rPr>
-              <w:t>sim</w:t>
+              <w:t>—</w:t>
+            </w:r>
+          </w:p>
+        </w:tc>
+        <w:tc>
+          <w:tcPr>
+            <w:tcW w:type="dxa" w:w="1345"/>
+          </w:tcPr>
+          <w:p>
+            <w:pPr>
+              <w:spacing w:after="40"/>
+            </w:pPr>
+            <w:r>
+              <w:rPr>
+                <w:rFonts w:ascii="Segoe UI" w:hAnsi="Segoe UI"/>
+                <w:b w:val="0"/>
+                <w:i w:val="0"/>
+              </w:rPr>
+              <w:t>—</w:t>
             </w:r>
           </w:p>
         </w:tc>
@@ -4835,25 +5195,7 @@
                 <w:b w:val="0"/>
                 <w:i w:val="0"/>
               </w:rPr>
-              <w:t>sim</w:t>
-            </w:r>
-          </w:p>
-        </w:tc>
-        <w:tc>
-          <w:tcPr>
-            <w:tcW w:type="dxa" w:w="1345"/>
-          </w:tcPr>
-          <w:p>
-            <w:pPr>
-              <w:spacing w:after="40"/>
-            </w:pPr>
-            <w:r>
-              <w:rPr>
-                <w:rFonts w:ascii="Segoe UI" w:hAnsi="Segoe UI"/>
-                <w:b w:val="0"/>
-                <w:i w:val="0"/>
-              </w:rPr>
-              <w:t>sim</w:t>
+              <w:t>sempre</w:t>
             </w:r>
           </w:p>
         </w:tc>

--- a/manual.docx
+++ b/manual.docx
@@ -3317,6 +3317,64 @@
       </w:pPr>
       <w:r>
         <w:t>Usuários</w:t>
+      </w:r>
+    </w:p>
+    <w:p>
+      <w:r>
+        <w:rPr>
+          <w:rFonts w:ascii="Segoe UI" w:hAnsi="Segoe UI"/>
+          <w:b w:val="0"/>
+          <w:i w:val="0"/>
+        </w:rPr>
+        <w:t xml:space="preserve">O campo </w:t>
+      </w:r>
+      <w:r>
+        <w:rPr>
+          <w:rFonts w:ascii="Segoe UI" w:hAnsi="Segoe UI"/>
+          <w:b/>
+          <w:i w:val="0"/>
+        </w:rPr>
+        <w:t>Perfil</w:t>
+      </w:r>
+      <w:r>
+        <w:rPr>
+          <w:rFonts w:ascii="Segoe UI" w:hAnsi="Segoe UI"/>
+          <w:b w:val="0"/>
+          <w:i w:val="0"/>
+        </w:rPr>
+        <w:t xml:space="preserve"> aceita escrever: se o cargo que você precisa não está na lista, digite. Um perfil novo nasce </w:t>
+      </w:r>
+      <w:r>
+        <w:rPr>
+          <w:rFonts w:ascii="Segoe UI" w:hAnsi="Segoe UI"/>
+          <w:b/>
+          <w:i w:val="0"/>
+        </w:rPr>
+        <w:t>sem permissão especial</w:t>
+      </w:r>
+      <w:r>
+        <w:rPr>
+          <w:rFonts w:ascii="Segoe UI" w:hAnsi="Segoe UI"/>
+          <w:b w:val="0"/>
+          <w:i w:val="0"/>
+        </w:rPr>
+        <w:t xml:space="preserve"> — não cadastra, não confere, e a devolução dele espera conferência. É de propósito: permissão por digitação seria permissão por engano de digitação. Para dar acesso ao painel, use a chave </w:t>
+      </w:r>
+      <w:r>
+        <w:rPr>
+          <w:rFonts w:ascii="Segoe UI" w:hAnsi="Segoe UI"/>
+          <w:b w:val="0"/>
+          <w:i/>
+        </w:rPr>
+        <w:t>Pode entrar no painel?</w:t>
+      </w:r>
+      <w:r>
+        <w:rPr>
+          <w:rFonts w:ascii="Segoe UI" w:hAnsi="Segoe UI"/>
+          <w:b w:val="0"/>
+          <w:i w:val="0"/>
+        </w:rPr>
+        <w:t>.</w:t>
       </w:r>
     </w:p>
     <w:p>

--- a/manual.docx
+++ b/manual.docx
@@ -3392,7 +3392,7 @@
           <w:b w:val="0"/>
           <w:i w:val="0"/>
         </w:rPr>
-        <w:t xml:space="preserve"> ADMIN faz os cadastros e as correções. CONFERENTE confere a devolução na chegada do galpão. GESTOR, GERENTE, MOTORISTA e PROMOTOR contam na rua — a contagem deles nasce </w:t>
+        <w:t xml:space="preserve"> Admin faz os cadastros e as correções. Conferente confere a devolução na chegada do galpão. Gestor, Gerente, Motorista e Promotor contam na rua — a contagem deles nasce </w:t>
       </w:r>
       <w:r>
         <w:rPr>
@@ -4362,7 +4362,7 @@
           <w:b w:val="0"/>
           <w:i w:val="0"/>
         </w:rPr>
-        <w:t xml:space="preserve"> no cadastro daquela pessoa. ADMIN entra sempre e não lança movimento — quem corrige não deve ser quem conta.</w:t>
+        <w:t xml:space="preserve"> no cadastro daquela pessoa. Admin entra sempre e não lança movimento — quem corrige não deve ser quem conta.</w:t>
       </w:r>
     </w:p>
     <w:tbl>
@@ -4518,7 +4518,7 @@
                 <w:i w:val="0"/>
                 <w:sz w:val="19"/>
               </w:rPr>
-              <w:t>MOTORISTA</w:t>
+              <w:t>Motorista</w:t>
             </w:r>
           </w:p>
         </w:tc>
@@ -4647,7 +4647,7 @@
                 <w:i w:val="0"/>
                 <w:sz w:val="19"/>
               </w:rPr>
-              <w:t>PROMOTOR</w:t>
+              <w:t>Promotor</w:t>
             </w:r>
           </w:p>
         </w:tc>
@@ -4776,7 +4776,7 @@
                 <w:i w:val="0"/>
                 <w:sz w:val="19"/>
               </w:rPr>
-              <w:t>GESTOR</w:t>
+              <w:t>Gestor</w:t>
             </w:r>
           </w:p>
         </w:tc>
@@ -4905,7 +4905,7 @@
                 <w:i w:val="0"/>
                 <w:sz w:val="19"/>
               </w:rPr>
-              <w:t>GERENTE</w:t>
+              <w:t>Gerente</w:t>
             </w:r>
           </w:p>
         </w:tc>
@@ -5034,7 +5034,7 @@
                 <w:i w:val="0"/>
                 <w:sz w:val="19"/>
               </w:rPr>
-              <w:t>CONFERENTE</w:t>
+              <w:t>Conferente</w:t>
             </w:r>
           </w:p>
         </w:tc>
@@ -5163,7 +5163,7 @@
                 <w:i w:val="0"/>
                 <w:sz w:val="19"/>
               </w:rPr>
-              <w:t>ADMIN</w:t>
+              <w:t>Admin</w:t>
             </w:r>
           </w:p>
         </w:tc>

--- a/manual.docx
+++ b/manual.docx
@@ -1596,6 +1596,64 @@
           <w:b w:val="0"/>
           <w:i w:val="0"/>
         </w:rPr>
+        <w:t xml:space="preserve">A tela de </w:t>
+      </w:r>
+      <w:r>
+        <w:rPr>
+          <w:rFonts w:ascii="Segoe UI" w:hAnsi="Segoe UI"/>
+          <w:b/>
+          <w:i w:val="0"/>
+        </w:rPr>
+        <w:t>Devolução</w:t>
+      </w:r>
+      <w:r>
+        <w:rPr>
+          <w:rFonts w:ascii="Segoe UI" w:hAnsi="Segoe UI"/>
+          <w:b w:val="0"/>
+          <w:i w:val="0"/>
+        </w:rPr>
+        <w:t xml:space="preserve"> tem a mesma forma da de Saída — mesma ordem de campos e mesmos rótulos — porque quem alterna entre as duas o dia inteiro não deve ter que reaprender a tela. A diferença está no significado: na devolução a </w:t>
+      </w:r>
+      <w:r>
+        <w:rPr>
+          <w:rFonts w:ascii="Segoe UI" w:hAnsi="Segoe UI"/>
+          <w:b w:val="0"/>
+          <w:i/>
+        </w:rPr>
+        <w:t>Saída</w:t>
+      </w:r>
+      <w:r>
+        <w:rPr>
+          <w:rFonts w:ascii="Segoe UI" w:hAnsi="Segoe UI"/>
+          <w:b w:val="0"/>
+          <w:i w:val="0"/>
+        </w:rPr>
+        <w:t xml:space="preserve"> é o cliente e o </w:t>
+      </w:r>
+      <w:r>
+        <w:rPr>
+          <w:rFonts w:ascii="Segoe UI" w:hAnsi="Segoe UI"/>
+          <w:b w:val="0"/>
+          <w:i/>
+        </w:rPr>
+        <w:t>Destino</w:t>
+      </w:r>
+      <w:r>
+        <w:rPr>
+          <w:rFonts w:ascii="Segoe UI" w:hAnsi="Segoe UI"/>
+          <w:b w:val="0"/>
+          <w:i w:val="0"/>
+        </w:rPr>
+        <w:t xml:space="preserve"> é o galpão.</w:t>
+      </w:r>
+    </w:p>
+    <w:p>
+      <w:r>
+        <w:rPr>
+          <w:rFonts w:ascii="Segoe UI" w:hAnsi="Segoe UI"/>
+          <w:b w:val="0"/>
+          <w:i w:val="0"/>
+        </w:rPr>
         <w:t xml:space="preserve">Use a aba </w:t>
       </w:r>
       <w:r>
@@ -1719,7 +1777,7 @@
           <w:b/>
           <w:i w:val="0"/>
         </w:rPr>
-        <w:t>Devolvidas por</w:t>
+        <w:t>Data</w:t>
       </w:r>
       <w:r>
         <w:rPr>
@@ -1727,7 +1785,7 @@
           <w:b w:val="0"/>
           <w:i w:val="0"/>
         </w:rPr>
-        <w:t xml:space="preserve"> — o cliente onde você está</w:t>
+        <w:t xml:space="preserve"> — o dia da contagem</w:t>
       </w:r>
     </w:p>
     <w:p>
@@ -1741,7 +1799,7 @@
           <w:b/>
           <w:i w:val="0"/>
         </w:rPr>
-        <w:t>Recebidas em</w:t>
+        <w:t>Saída</w:t>
       </w:r>
       <w:r>
         <w:rPr>
@@ -1749,7 +1807,7 @@
           <w:b w:val="0"/>
           <w:i w:val="0"/>
         </w:rPr>
-        <w:t xml:space="preserve"> — o galpão ou a filial que vai receber</w:t>
+        <w:t xml:space="preserve"> — o cliente de onde as caixas estão voltando</w:t>
       </w:r>
     </w:p>
     <w:p>
@@ -1763,7 +1821,7 @@
           <w:b/>
           <w:i w:val="0"/>
         </w:rPr>
-        <w:t>Quantidade contada</w:t>
+        <w:t>Destino</w:t>
       </w:r>
       <w:r>
         <w:rPr>
@@ -1771,7 +1829,51 @@
           <w:b w:val="0"/>
           <w:i w:val="0"/>
         </w:rPr>
-        <w:t xml:space="preserve"> — o que você contou de fato, por tipo de caixa</w:t>
+        <w:t xml:space="preserve"> — o galpão ou a filial que vai receber</w:t>
+      </w:r>
+    </w:p>
+    <w:p>
+      <w:pPr>
+        <w:pStyle w:val="ListBullet"/>
+        <w:spacing w:after="60"/>
+      </w:pPr>
+      <w:r>
+        <w:rPr>
+          <w:rFonts w:ascii="Segoe UI" w:hAnsi="Segoe UI"/>
+          <w:b/>
+          <w:i w:val="0"/>
+        </w:rPr>
+        <w:t>Motorista</w:t>
+      </w:r>
+      <w:r>
+        <w:rPr>
+          <w:rFonts w:ascii="Segoe UI" w:hAnsi="Segoe UI"/>
+          <w:b w:val="0"/>
+          <w:i w:val="0"/>
+        </w:rPr>
+        <w:t xml:space="preserve"> — quem está levando a carga de volta</w:t>
+      </w:r>
+    </w:p>
+    <w:p>
+      <w:pPr>
+        <w:pStyle w:val="ListBullet"/>
+        <w:spacing w:after="60"/>
+      </w:pPr>
+      <w:r>
+        <w:rPr>
+          <w:rFonts w:ascii="Segoe UI" w:hAnsi="Segoe UI"/>
+          <w:b/>
+          <w:i w:val="0"/>
+        </w:rPr>
+        <w:t>Quantas caixas</w:t>
+      </w:r>
+      <w:r>
+        <w:rPr>
+          <w:rFonts w:ascii="Segoe UI" w:hAnsi="Segoe UI"/>
+          <w:b w:val="0"/>
+          <w:i w:val="0"/>
+        </w:rPr>
+        <w:t xml:space="preserve"> — o que você contou de fato, por tipo</w:t>
       </w:r>
     </w:p>
     <w:p>
@@ -6021,7 +6123,7 @@
           <w:b w:val="0"/>
           <w:i w:val="0"/>
         </w:rPr>
-        <w:t>Assinaturas e fotos ficam no armazenamento do Supabase, e o link aparece no extrato e na conferência.</w:t>
+        <w:t>As fotos ficam no armazenamento do Supabase, e o link aparece no extrato e na conferência. Lançamentos antigos podem ter assinatura anexada — o campo saiu da tela em setembro/2026, mas o que já foi gravado continua lá.</w:t>
       </w:r>
     </w:p>
     <w:p>

--- a/manual.docx
+++ b/manual.docx
@@ -3197,6 +3197,72 @@
           <w:i w:val="0"/>
         </w:rPr>
         <w:t>, validade e placa habitual. É essa lista que aparece para escolha na saída do galpão.</w:t>
+      </w:r>
+    </w:p>
+    <w:p>
+      <w:r>
+        <w:rPr>
+          <w:rFonts w:ascii="Segoe UI" w:hAnsi="Segoe UI"/>
+          <w:b/>
+          <w:i w:val="0"/>
+        </w:rPr>
+        <w:t>Tipo:</w:t>
+      </w:r>
+      <w:r>
+        <w:rPr>
+          <w:rFonts w:ascii="Segoe UI" w:hAnsi="Segoe UI"/>
+          <w:b w:val="0"/>
+          <w:i w:val="0"/>
+        </w:rPr>
+        <w:t xml:space="preserve"> </w:t>
+      </w:r>
+      <w:r>
+        <w:rPr>
+          <w:rFonts w:ascii="Segoe UI" w:hAnsi="Segoe UI"/>
+          <w:b w:val="0"/>
+          <w:i/>
+        </w:rPr>
+        <w:t>Fixo</w:t>
+      </w:r>
+      <w:r>
+        <w:rPr>
+          <w:rFonts w:ascii="Segoe UI" w:hAnsi="Segoe UI"/>
+          <w:b w:val="0"/>
+          <w:i w:val="0"/>
+        </w:rPr>
+        <w:t xml:space="preserve"> é quem roda sempre as mesmas rotas; </w:t>
+      </w:r>
+      <w:r>
+        <w:rPr>
+          <w:rFonts w:ascii="Segoe UI" w:hAnsi="Segoe UI"/>
+          <w:b w:val="0"/>
+          <w:i/>
+        </w:rPr>
+        <w:t>Volante</w:t>
+      </w:r>
+      <w:r>
+        <w:rPr>
+          <w:rFonts w:ascii="Segoe UI" w:hAnsi="Segoe UI"/>
+          <w:b w:val="0"/>
+          <w:i w:val="0"/>
+        </w:rPr>
+        <w:t xml:space="preserve"> é quem cobre qualquer uma. O volante aparece na lista de </w:t>
+      </w:r>
+      <w:r>
+        <w:rPr>
+          <w:rFonts w:ascii="Segoe UI" w:hAnsi="Segoe UI"/>
+          <w:b/>
+          <w:i w:val="0"/>
+        </w:rPr>
+        <w:t>todas</w:t>
+      </w:r>
+      <w:r>
+        <w:rPr>
+          <w:rFonts w:ascii="Segoe UI" w:hAnsi="Segoe UI"/>
+          <w:b w:val="0"/>
+          <w:i w:val="0"/>
+        </w:rPr>
+        <w:t xml:space="preserve"> as rotas, mesmo que tenha rotas marcadas — se não fosse assim, o campo estaria mentindo. Deixar em branco tem o mesmo efeito prático de volante, e é como ficam os motoristas cadastrados antes deste campo existir.</w:t>
       </w:r>
     </w:p>
     <w:p>
